--- a/docs/全球黄金迁徙地图上线需求.docx
+++ b/docs/全球黄金迁徙地图上线需求.docx
@@ -55,7 +55,7 @@
     </w:p>
     <w:p>
       <w:r>
-        <w:t>费用和访问：美国Census密钥可以免费申请。IBA伦敦PM正式交付涉及许可，可能收费，目前没有账户及许可，不能承诺免费自动更新；BAZG公开下载的商业使用需按其条款事先获许可。免费公开访问也须遵守发布和分发条件，不擅自采购或注册付费服务。</w:t>
+        <w:t>免费可获取标准：本阶段只要无需付费、能从公开入口实际抓取，即视为免费可获取；版权和许可不作为来源筛选或接入前置条件。免费注册、密钥、限流与实际抓取失败仍需注明。美国Census密钥可免费申请，BAZG公开CSV可直接下载。伦敦PM公开JSON当前返回403，保留检查和重试；不将付费交付服务列入当前方案。</w:t>
       </w:r>
     </w:p>
     <w:p>
@@ -463,14 +463,21 @@
                   <w:color w:val="155E82"/>
                   <w:u w:val="single"/>
                 </w:rPr>
-                <w:t>IBA伦敦Gold Price PM</w:t>
+                <w:t>LBMA Gold Price PM公开JSON</w:t>
               </w:r>
             </w:hyperlink>
           </w:p>
           <w:p>
-            <w:r>
-              <w:t>当前demo：LBMA PM历史快照出处</w:t>
-            </w:r>
+            <w:hyperlink r:id="rId23">
+              <w:r>
+                <w:rPr>
+                  <w:rFonts w:ascii="Arial Unicode MS" w:hAnsi="Arial Unicode MS" w:eastAsia="Arial Unicode MS"/>
+                  <w:color w:val="155E82"/>
+                  <w:u w:val="single"/>
+                </w:rPr>
+                <w:t>实际公开取数地址</w:t>
+              </w:r>
+            </w:hyperlink>
           </w:p>
         </w:tc>
         <w:tc>
@@ -487,7 +494,7 @@
               <w:rPr>
                 <w:sz w:val="19"/>
               </w:rPr>
-              <w:t>LBMA Gold Price PM，美元每金衡盎司；目前仅历史观察，不能出当前溢价结论。 英国营业日，延迟交付按许可约定。正式使用和公开展示涉及许可，可能收费；目前没有账户及许可。产品页不是抓取接口，未找到经验证的免费同口径生产替代。 未有IBA许可或账户，未确认免费同口径持续获取渠道。</w:t>
+              <w:t>LBMA Gold Price PM，美元每金衡盎司；目前仅历史观察，不能出当前溢价结论。 英国交易日；公开接口实际更新延迟须抓取验证。既有历史快照来自此公开入口；2026年10月10日实测HTTP 403，当前未取到新数据。保留检查和重试，不视为已可持续抓取。 公开JSON实测HTTP 403；尚未验证可持续获取最新同口径PM价格，保留历史观察。</w:t>
             </w:r>
           </w:p>
         </w:tc>
@@ -505,7 +512,7 @@
               <w:rPr>
                 <w:sz w:val="19"/>
               </w:rPr>
-              <w:t>有许可后按伦敦次日01:00检查PM延迟交付；实际时间按许可调整。无许可不安排抓取旧JSON。</w:t>
+              <w:t>英国交易日后按伦敦次日01:00检查公开PM入口；失败按统一重试规则处理，不推进价差日期。</w:t>
             </w:r>
           </w:p>
         </w:tc>
@@ -1608,7 +1615,7 @@
     </w:p>
     <w:p>
       <w:r>
-        <w:t>美国Census数据免费，API需申请并激活免费密钥。其他待接入官方门户的完整黄金重量、导出及使用条件须实取确认；公开入口不等于已经可抓取完整明细。</w:t>
+        <w:t>美国Census数据免费，API需申请并激活免费密钥。其他待接入官方门户的完整黄金重量和导出方式须实取确认；公开入口不等于已经可抓取完整明细。</w:t>
       </w:r>
     </w:p>
     <w:p>
@@ -2296,7 +2303,7 @@
     </w:p>
     <w:p>
       <w:r>
-        <w:t>美国Census数据免费，API需申请并激活免费密钥。其他待接入官方门户的完整黄金重量、导出及使用条件须实取确认；公开入口不等于已经可抓取完整明细。</w:t>
+        <w:t>美国Census数据免费，API需申请并激活免费密钥。其他待接入官方门户的完整黄金重量和导出方式须实取确认；公开入口不等于已经可抓取完整明细。</w:t>
       </w:r>
     </w:p>
     <w:p>
@@ -2519,7 +2526,7 @@
               <w:rPr>
                 <w:sz w:val="19"/>
               </w:rPr>
-              <w:t xml:space="preserve">7108.1200与控制代码911至914，重量千克；按来源国，不等于矿山原产地。 月度，可修订。公开下载，须署名；商业使用需按BAZG条款事先取得数据所有者许可，不能承诺无条件免费商用。 </w:t>
+              <w:t xml:space="preserve">7108.1200与控制代码911至914，重量千克；按来源国，不等于矿山原产地。 月度，可修订。公开CSV可直接下载，无需付费或账户。 </w:t>
             </w:r>
           </w:p>
         </w:tc>
@@ -2592,7 +2599,7 @@
               <w:rPr>
                 <w:sz w:val="19"/>
               </w:rPr>
-              <w:t>非货币黄金710811、710812、710813及对应本地细分码，完整出口目的地与净重。 月度。官方查询入口；完整出口净重、导出方式及使用条件须验证。 SwissImpex同口径完整出口尚未验证，当前保留Comtrade HS7108。</w:t>
+              <w:t>非货币黄金710811、710812、710813及对应本地细分码，完整出口目的地与净重。 月度。官方公开查询入口；完整出口净重与导出方式须实取验证。 SwissImpex同口径完整出口尚未验证，当前保留Comtrade HS7108。</w:t>
             </w:r>
           </w:p>
         </w:tc>
@@ -2633,7 +2640,7 @@
         <w:t>抓取补充：</w:t>
       </w:r>
       <w:r>
-        <w:t>进口CSV按7108.1200控制代码911至914筛选，保存来源国、净重、月份、暂定状态；只保留必要月度子集，不每天保存全部大文件。出口取完整目的地与世界总量；SwissImpex通过验证前执行Comtrade。来源地角色是分析分类，不证明每批黄金的矿山产地。BAZG商用许可未落实前，不能承诺直接商业转载。</w:t>
+        <w:t>进口CSV按7108.1200控制代码911至914筛选，保存来源国、净重、月份、暂定状态；只保留必要月度子集，不每天保存全部大文件。出口取完整目的地与世界总量；SwissImpex通过验证前执行Comtrade。来源地角色是分析分类，不证明每批黄金的矿山产地。BAZG公开CSV直接抓取，不增加许可前置条件。</w:t>
       </w:r>
     </w:p>
     <w:p>
@@ -3034,6 +3041,7 @@
     <w:p>
       <w:pPr>
         <w:pStyle w:val="3"/>
+        <w:pageBreakBefore/>
       </w:pPr>
       <w:r>
         <w:t>06 金价温差</w:t>
@@ -3239,14 +3247,21 @@
                   <w:color w:val="155E82"/>
                   <w:u w:val="single"/>
                 </w:rPr>
-                <w:t>IBA伦敦Gold Price PM</w:t>
+                <w:t>LBMA Gold Price PM公开JSON</w:t>
               </w:r>
             </w:hyperlink>
           </w:p>
           <w:p>
-            <w:r>
-              <w:t>当前demo：LBMA PM历史快照出处</w:t>
-            </w:r>
+            <w:hyperlink r:id="rId23">
+              <w:r>
+                <w:rPr>
+                  <w:rFonts w:ascii="Arial Unicode MS" w:hAnsi="Arial Unicode MS" w:eastAsia="Arial Unicode MS"/>
+                  <w:color w:val="155E82"/>
+                  <w:u w:val="single"/>
+                </w:rPr>
+                <w:t>实际公开取数地址</w:t>
+              </w:r>
+            </w:hyperlink>
           </w:p>
         </w:tc>
         <w:tc>
@@ -3263,7 +3278,7 @@
               <w:rPr>
                 <w:sz w:val="19"/>
               </w:rPr>
-              <w:t>LBMA Gold Price PM，美元每金衡盎司；目前仅历史观察，不能出当前溢价结论。 英国营业日，延迟交付按许可约定。正式使用和公开展示涉及许可，可能收费；目前没有账户及许可。产品页不是抓取接口，未找到经验证的免费同口径生产替代。 未有IBA许可或账户，未确认免费同口径持续获取渠道。</w:t>
+              <w:t>LBMA Gold Price PM，美元每金衡盎司；目前仅历史观察，不能出当前溢价结论。 英国交易日；公开接口实际更新延迟须抓取验证。既有历史快照来自此公开入口；2026年10月10日实测HTTP 403，当前未取到新数据。保留检查和重试，不视为已可持续抓取。 公开JSON实测HTTP 403；尚未验证可持续获取最新同口径PM价格，保留历史观察。</w:t>
             </w:r>
           </w:p>
         </w:tc>
@@ -3281,7 +3296,7 @@
               <w:rPr>
                 <w:sz w:val="19"/>
               </w:rPr>
-              <w:t>有许可后按伦敦次日01:00检查PM延迟交付；实际时间按许可调整。无许可不安排抓取旧JSON。</w:t>
+              <w:t>英国交易日后按伦敦次日01:00检查公开PM入口；失败按统一重试规则处理，不推进价差日期。</w:t>
             </w:r>
           </w:p>
         </w:tc>
@@ -3384,7 +3399,7 @@
         <w:t>为何需要三源：</w:t>
       </w:r>
       <w:r>
-        <w:t>上金所提供人民币上海价格，IBA提供美元伦敦PM，ECB提供换算汇率；三个输入全部需要。没有IBA许可及账户时不抓受限旧JSON、不推进价差日期。若要求全部免费并持续更新，此板块目前不能按原指标验收；采用不同价格指标须先确认定义，再回算历史，不静默替换。</w:t>
+        <w:t>上金所提供人民币上海价格，LBMA公开JSON入口提供美元伦敦PM，ECB提供换算汇率；三个输入全部需要。伦敦公开入口当前返回403，按本节频次检查和重试；取到新数据并验证前，不推进价差日期。若发现其他无需付费的同口径公开入口，须核对日期、PM口径与历史重叠值后统一接入。采用不同价格指标须先确认定义，再回算历史，不静默替换。</w:t>
       </w:r>
     </w:p>
     <w:p>
@@ -3406,7 +3421,7 @@
         <w:t>缺失与验收：</w:t>
       </w:r>
       <w:r>
-        <w:t>取最近共同自然日期，不跨日拼接；缺项保留上一完整日期并标历史。上海收盘、伦敦PM和ECB同日也不同时，显示非实时指示性价差，不称实时套利。不能用期货价、不同定义WGC溢价或早间人民币中间价静默补缺。取得许可并验证持续交付后才启用当前现货判断。</w:t>
+        <w:t>取最近共同自然日期，不跨日拼接；缺项保留上一完整日期并标历史。上海收盘、伦敦PM和ECB同日也不同时，显示非实时指示性价差，不称实时套利。不能用期货价、不同定义WGC溢价或早间人民币中间价静默补缺。公开抓取成功、确认数据为最新且三源同日齐全后，才启用当前现货判断。</w:t>
       </w:r>
     </w:p>
     <w:p>
@@ -3436,7 +3451,7 @@
         <w:t>来源验收：</w:t>
       </w:r>
       <w:r>
-        <w:t>各国优先主源实取完整黄金重量、单位及伙伴表，检查分页、世界总量、金额币种、零值、估算和保密，至少3个重叠月份与现源对账并解释差异。访问或许可未落实不认定完成。来源方案、demo实际出处和本文对应，统一维护source-policy.json；切换须更新全部依赖板块和比较历史，不能只改网址。</w:t>
+        <w:t>各国优先主源实取完整黄金重量、单位及伙伴表，检查分页、世界总量、金额币种、零值、估算和保密，至少3个重叠月份与现源对账并解释差异。尚未实际取到完整数据不认定完成；版权和许可不作为本阶段接入前置条件。来源方案、demo实际出处和本文对应，统一维护source-policy.json；切换须更新全部依赖板块和比较历史，不能只改网址。</w:t>
       </w:r>
     </w:p>
     <w:p>

--- a/docs/全球黄金迁徙地图上线需求.docx
+++ b/docs/全球黄金迁徙地图上线需求.docx
@@ -50,12 +50,12 @@
     </w:p>
     <w:p>
       <w:r>
-        <w:t>来源方案日期 2026-10-10。优先接入主源与demo当前执行源分别写明；尚未通过完整明细、重量、伙伴编码、重叠月份和访问条件验收的源，不写成已经使用。多个板块复用同一份数据，换源后一起更新。</w:t>
+        <w:t>来源方案日期 2026-10-10。下文每项数据只指定一个实施来源，与demo当前来源一致。来源目录是发现新文件的入口，实际取数地址是获取内容的入口，两种链接属于同一个来源。金价温差由上海价格、伦敦价格、汇率三个不同输入共同计算，因此需要三家来源。</w:t>
       </w:r>
     </w:p>
     <w:p>
       <w:r>
-        <w:t>免费可获取标准：本阶段只要无需付费、能从公开入口实际抓取，即视为免费可获取；版权和许可不作为来源筛选或接入前置条件。免费注册、密钥、限流与实际抓取失败仍需注明。美国Census密钥可免费申请，BAZG公开CSV可直接下载。伦敦PM公开JSON当前返回403，保留检查和重试；不将付费交付服务列入当前方案。</w:t>
+        <w:t>本阶段采用无需付费、公开入口实际可抓取的数据；版权和许可不作为接入前置条件。免费注册、密钥、限流和抓取失败仍需记录。不采用付费交付服务。</w:t>
       </w:r>
     </w:p>
     <w:p>
@@ -87,15 +87,26 @@
         <w:rPr>
           <w:b/>
         </w:rPr>
-        <w:t>报关来源与抓取：</w:t>
+        <w:t>抓取内容：</w:t>
       </w:r>
       <w:r>
-        <w:t>当前六个枢纽均执行UN Comtrade。取完整月度出口目的地重量与世界总量，覆盖瑞士、英国、美国、中国香港、新加坡、阿联酋。按下列一一对应的优先源接入，不重复抓取第03板块的数据。</w:t>
+        <w:t>六个枢纽完整月度出口目的地重量、世界出口总量及上月对应数据。与第03板块共用同一份数据。 范围为非货币黄金710811、710812、710813；当前使用HS7108，不含710820货币黄金，不代表首饰、废料等全部黄金。保存月份、净重、单位、金额币种、估算及修订状态；重量统一为吨。</w:t>
       </w:r>
     </w:p>
     <w:p>
       <w:r>
-        <w:t xml:space="preserve">优先源对应 </w:t>
+        <w:rPr>
+          <w:b/>
+        </w:rPr>
+        <w:t>指定来源：</w:t>
+      </w:r>
+      <w:r>
+        <w:t>本版本全部使用UN Comtrade，覆盖瑞士、英国、美国、中国香港、新加坡、阿联酋。同一市场的进口、出口、伙伴明细及比较期均使用同一个源。</w:t>
+      </w:r>
+    </w:p>
+    <w:p>
+      <w:r>
+        <w:t xml:space="preserve">取数入口 </w:t>
       </w:r>
       <w:hyperlink r:id="rId13">
         <w:r>
@@ -104,7 +115,7 @@
             <w:color w:val="155E82"/>
             <w:u w:val="single"/>
           </w:rPr>
-          <w:t>瑞士SwissImpex</w:t>
+          <w:t>UN Comtrade说明</w:t>
         </w:r>
       </w:hyperlink>
       <w:r>
@@ -117,7 +128,7 @@
             <w:color w:val="155E82"/>
             <w:u w:val="single"/>
           </w:rPr>
-          <w:t>英国HMRC</w:t>
+          <w:t>公开月度查询API</w:t>
         </w:r>
       </w:hyperlink>
       <w:r>
@@ -130,80 +141,29 @@
             <w:color w:val="155E82"/>
             <w:u w:val="single"/>
           </w:rPr>
-          <w:t>美国Census</w:t>
-        </w:r>
-      </w:hyperlink>
-      <w:r>
-        <w:t>；</w:t>
-      </w:r>
-      <w:hyperlink r:id="rId16">
-        <w:r>
-          <w:rPr>
-            <w:rFonts w:ascii="Arial Unicode MS" w:hAnsi="Arial Unicode MS" w:eastAsia="Arial Unicode MS"/>
-            <w:color w:val="155E82"/>
-            <w:u w:val="single"/>
-          </w:rPr>
-          <w:t>中国香港统计处Trade-IDDS</w:t>
-        </w:r>
-      </w:hyperlink>
-      <w:r>
-        <w:t>；</w:t>
-      </w:r>
-      <w:hyperlink r:id="rId17">
-        <w:r>
-          <w:rPr>
-            <w:rFonts w:ascii="Arial Unicode MS" w:hAnsi="Arial Unicode MS" w:eastAsia="Arial Unicode MS"/>
-            <w:color w:val="155E82"/>
-            <w:u w:val="single"/>
-          </w:rPr>
-          <w:t>新加坡SingStat</w:t>
-        </w:r>
-      </w:hyperlink>
-      <w:r>
-        <w:t>；</w:t>
-      </w:r>
-      <w:hyperlink r:id="rId18">
-        <w:r>
-          <w:rPr>
-            <w:rFonts w:ascii="Arial Unicode MS" w:hAnsi="Arial Unicode MS" w:eastAsia="Arial Unicode MS"/>
-            <w:color w:val="155E82"/>
-            <w:u w:val="single"/>
-          </w:rPr>
-          <w:t>阿联酋FCSC</w:t>
+          <w:t>已发布月份查询</w:t>
         </w:r>
       </w:hyperlink>
     </w:p>
     <w:p>
       <w:r>
-        <w:t xml:space="preserve">当前报关取数 </w:t>
+        <w:t>查询时选择月度、该报告市场、商品7108、进口或出口。总量选择世界伙伴；航线选择全部目的地。以净重作为重量依据，不用金额除金价补吨数。必须核验全部分页，不能把预览结果当完整数据。</w:t>
       </w:r>
-      <w:hyperlink r:id="rId19">
-        <w:r>
-          <w:rPr>
-            <w:rFonts w:ascii="Arial Unicode MS" w:hAnsi="Arial Unicode MS" w:eastAsia="Arial Unicode MS"/>
-            <w:color w:val="155E82"/>
-            <w:u w:val="single"/>
-          </w:rPr>
-          <w:t>UN Comtrade取数说明</w:t>
-        </w:r>
-      </w:hyperlink>
-      <w:r>
-        <w:t>；</w:t>
-      </w:r>
-      <w:hyperlink r:id="rId20">
-        <w:r>
-          <w:rPr>
-            <w:rFonts w:ascii="Arial Unicode MS" w:hAnsi="Arial Unicode MS" w:eastAsia="Arial Unicode MS"/>
-            <w:color w:val="155E82"/>
-            <w:u w:val="single"/>
-          </w:rPr>
-          <w:t>公开API入口</w:t>
-        </w:r>
-      </w:hyperlink>
     </w:p>
     <w:p>
       <w:r>
-        <w:t>六个优先源均待完整性或访问验收，当前仍为Comtrade。每日09:00检查；明确发布日起每6小时查48小时，之后恢复每日；每次回查近3个月，每月回查18个月修订。各源月度更新，具体日看发布目录。美国密钥免费申请；新加坡不新增StatLink依赖。</w:t>
+        <w:rPr>
+          <w:b/>
+        </w:rPr>
+        <w:t>来源周期与抓取频次：</w:t>
+      </w:r>
+      <w:r>
+        <w:t>来源按月发布，各市场报送时间不同；每天北京时间09:00查发布记录。已知发布日起每6小时查一次，持续48小时后恢复每日。新期或修订时取完整明细；每次回查近3个月，每月首日09:00回查近18个月修订。</w:t>
+      </w:r>
+    </w:p>
+    <w:p>
+      <w:r>
+        <w:t>国家直接来源尚未通过完整重量或访问验证，不作为本版本实施来源；后续换源须完成对账并同步所有依赖板块。</w:t>
       </w:r>
     </w:p>
     <w:tbl>
@@ -320,7 +280,7 @@
             </w:r>
           </w:p>
           <w:p>
-            <w:hyperlink r:id="rId21">
+            <w:hyperlink r:id="rId16">
               <w:r>
                 <w:rPr>
                   <w:rFonts w:ascii="Arial Unicode MS" w:hAnsi="Arial Unicode MS" w:eastAsia="Arial Unicode MS"/>
@@ -346,7 +306,7 @@
               <w:rPr>
                 <w:sz w:val="19"/>
               </w:rPr>
-              <w:t xml:space="preserve">全伦敦专业金库与英格兰银行月末黄金持有量；不以英格兰银行子集替代。 每月第5个工作日公布上月末库存。公开工作簿；需标明来源。 </w:t>
+              <w:t>全伦敦专业金库与英格兰银行月末黄金持有量；不以英格兰银行子集替代。 来源周期：每月第5个工作日公布上月末库存。公开工作簿；需标明来源。</w:t>
             </w:r>
           </w:p>
         </w:tc>
@@ -388,7 +348,7 @@
             </w:r>
           </w:p>
           <w:p>
-            <w:hyperlink r:id="rId22">
+            <w:hyperlink r:id="rId17">
               <w:r>
                 <w:rPr>
                   <w:rFonts w:ascii="Arial Unicode MS" w:hAnsi="Arial Unicode MS" w:eastAsia="Arial Unicode MS"/>
@@ -414,7 +374,7 @@
               <w:rPr>
                 <w:sz w:val="19"/>
               </w:rPr>
-              <w:t xml:space="preserve">Au99.99收盘价，人民币每克，取实际交易日。 中国交易日。公开日行情；需标明来源。 </w:t>
+              <w:t>Au99.99收盘价，人民币每克，取实际交易日。 来源周期：中国交易日。公开日行情；需标明来源。</w:t>
             </w:r>
           </w:p>
         </w:tc>
@@ -456,7 +416,7 @@
             </w:r>
           </w:p>
           <w:p>
-            <w:hyperlink r:id="rId23">
+            <w:hyperlink r:id="rId18">
               <w:r>
                 <w:rPr>
                   <w:rFonts w:ascii="Arial Unicode MS" w:hAnsi="Arial Unicode MS" w:eastAsia="Arial Unicode MS"/>
@@ -464,18 +424,6 @@
                   <w:u w:val="single"/>
                 </w:rPr>
                 <w:t>LBMA Gold Price PM公开JSON</w:t>
-              </w:r>
-            </w:hyperlink>
-          </w:p>
-          <w:p>
-            <w:hyperlink r:id="rId23">
-              <w:r>
-                <w:rPr>
-                  <w:rFonts w:ascii="Arial Unicode MS" w:hAnsi="Arial Unicode MS" w:eastAsia="Arial Unicode MS"/>
-                  <w:color w:val="155E82"/>
-                  <w:u w:val="single"/>
-                </w:rPr>
-                <w:t>实际公开取数地址</w:t>
               </w:r>
             </w:hyperlink>
           </w:p>
@@ -494,7 +442,7 @@
               <w:rPr>
                 <w:sz w:val="19"/>
               </w:rPr>
-              <w:t>LBMA Gold Price PM，美元每金衡盎司；目前仅历史观察，不能出当前溢价结论。 英国交易日；公开接口实际更新延迟须抓取验证。既有历史快照来自此公开入口；2026年10月10日实测HTTP 403，当前未取到新数据。保留检查和重试，不视为已可持续抓取。 公开JSON实测HTTP 403；尚未验证可持续获取最新同口径PM价格，保留历史观察。</w:t>
+              <w:t>LBMA Gold Price PM，美元每金衡盎司；目前仅历史观察，不能出当前溢价结论。 来源周期：英国交易日；公开接口实际更新延迟须抓取验证。公开JSON实测HTTP 403；尚未验证可持续获取最新同口径PM价格，保留历史观察。</w:t>
             </w:r>
           </w:p>
         </w:tc>
@@ -536,7 +484,7 @@
             </w:r>
           </w:p>
           <w:p>
-            <w:hyperlink r:id="rId24">
+            <w:hyperlink r:id="rId19">
               <w:r>
                 <w:rPr>
                   <w:rFonts w:ascii="Arial Unicode MS" w:hAnsi="Arial Unicode MS" w:eastAsia="Arial Unicode MS"/>
@@ -548,7 +496,7 @@
             </w:hyperlink>
           </w:p>
           <w:p>
-            <w:hyperlink r:id="rId25">
+            <w:hyperlink r:id="rId20">
               <w:r>
                 <w:rPr>
                   <w:rFonts w:ascii="Arial Unicode MS" w:hAnsi="Arial Unicode MS" w:eastAsia="Arial Unicode MS"/>
@@ -574,7 +522,7 @@
               <w:rPr>
                 <w:sz w:val="19"/>
               </w:rPr>
-              <w:t xml:space="preserve">同日欧元兑人民币除以欧元兑美元，三源共同自然日期齐全才更新温差。 TARGET工作日，通常欧洲中部时间16:00。公开免费XML；是参考汇率，不是实时成交价。 </w:t>
+              <w:t>同日欧元兑人民币除以欧元兑美元，三源共同自然日期齐全才更新温差。 来源周期：TARGET工作日，通常欧洲中部时间16:00。公开免费XML；是参考汇率，不是实时成交价。</w:t>
             </w:r>
           </w:p>
         </w:tc>
@@ -602,9 +550,6 @@
       <w:pPr>
         <w:spacing w:after="20"/>
       </w:pPr>
-      <w:r/>
-    </w:p>
-    <w:p>
       <w:r/>
     </w:p>
     <w:p>
@@ -661,966 +606,86 @@
     </w:p>
     <w:p>
       <w:r>
-        <w:t>抓取内容：各市场同月世界进口总量和总出口量、上月值，不用金额除金价补吨数。 商品取非货币黄金710811、710812、710813及对应本地细分码，重量统一为吨，保留月份、数量单位、金额币种、估算和修订状态。当前Comtrade HS7108不报告710820货币黄金，不覆盖首饰或废料等全部黄金。</w:t>
+        <w:rPr>
+          <w:b/>
+        </w:rPr>
+        <w:t>抓取内容：</w:t>
       </w:r>
-    </w:p>
-    <w:tbl>
-      <w:tblPr>
-        <w:tblW w:type="auto" w:w="0"/>
-        <w:jc w:val="center"/>
-        <w:tblLayout w:type="fixed"/>
-        <w:tblLook w:firstColumn="1" w:firstRow="1" w:lastColumn="0" w:lastRow="0" w:noHBand="0" w:noVBand="1" w:val="04A0"/>
-        <w:tblBorders>
-          <w:top w:val="single" w:sz="4" w:color="D9D9D9"/>
-          <w:left w:val="single" w:sz="4" w:color="D9D9D9"/>
-          <w:bottom w:val="single" w:sz="4" w:color="D9D9D9"/>
-          <w:right w:val="single" w:sz="4" w:color="D9D9D9"/>
-          <w:insideH w:val="single" w:sz="4" w:color="D9D9D9"/>
-          <w:insideV w:val="single" w:sz="4" w:color="D9D9D9"/>
-        </w:tblBorders>
-        <w:tblCellMar>
-          <w:top w:w="65" w:type="dxa"/>
-          <w:bottom w:w="65" w:type="dxa"/>
-          <w:left w:w="85" w:type="dxa"/>
-          <w:right w:w="85" w:type="dxa"/>
-        </w:tblCellMar>
-      </w:tblPr>
-      <w:tblGrid>
-        <w:gridCol w:w="907"/>
-        <w:gridCol w:w="2098"/>
-        <w:gridCol w:w="4082"/>
-        <w:gridCol w:w="2551"/>
-      </w:tblGrid>
-      <w:tr>
-        <w:trPr>
-          <w:tblHeader/>
-          <w:cantSplit/>
-        </w:trPr>
-        <w:tc>
-          <w:tcPr>
-            <w:tcW w:type="dxa" w:w="907"/>
-            <w:vAlign w:val="center"/>
-            <w:shd w:fill="E5EFF5"/>
-          </w:tcPr>
-          <w:p>
-            <w:pPr>
-              <w:keepNext w:val="0"/>
-              <w:spacing w:after="40" w:before="0" w:line="264" w:lineRule="auto"/>
-            </w:pPr>
-            <w:r>
-              <w:rPr>
-                <w:b/>
-                <w:color w:val="000000"/>
-                <w:sz w:val="19"/>
-              </w:rPr>
-              <w:t>市场</w:t>
-            </w:r>
-          </w:p>
-        </w:tc>
-        <w:tc>
-          <w:tcPr>
-            <w:tcW w:type="dxa" w:w="2098"/>
-            <w:vAlign w:val="center"/>
-            <w:shd w:fill="E5EFF5"/>
-          </w:tcPr>
-          <w:p>
-            <w:pPr>
-              <w:keepNext w:val="0"/>
-              <w:spacing w:after="40" w:before="0" w:line="264" w:lineRule="auto"/>
-            </w:pPr>
-            <w:r>
-              <w:rPr>
-                <w:b/>
-                <w:color w:val="000000"/>
-                <w:sz w:val="19"/>
-              </w:rPr>
-              <w:t>优先接入主源</w:t>
-            </w:r>
-          </w:p>
-        </w:tc>
-        <w:tc>
-          <w:tcPr>
-            <w:tcW w:type="dxa" w:w="4082"/>
-            <w:vAlign w:val="center"/>
-            <w:shd w:fill="E5EFF5"/>
-          </w:tcPr>
-          <w:p>
-            <w:pPr>
-              <w:keepNext w:val="0"/>
-              <w:spacing w:after="40" w:before="0" w:line="264" w:lineRule="auto"/>
-            </w:pPr>
-            <w:r>
-              <w:rPr>
-                <w:b/>
-                <w:color w:val="000000"/>
-                <w:sz w:val="19"/>
-              </w:rPr>
-              <w:t>demo当前执行与接入条件</w:t>
-            </w:r>
-          </w:p>
-        </w:tc>
-        <w:tc>
-          <w:tcPr>
-            <w:tcW w:type="dxa" w:w="2551"/>
-            <w:vAlign w:val="center"/>
-            <w:shd w:fill="E5EFF5"/>
-          </w:tcPr>
-          <w:p>
-            <w:pPr>
-              <w:keepNext w:val="0"/>
-              <w:spacing w:after="40" w:before="0" w:line="264" w:lineRule="auto"/>
-            </w:pPr>
-            <w:r>
-              <w:rPr>
-                <w:b/>
-                <w:color w:val="000000"/>
-                <w:sz w:val="19"/>
-              </w:rPr>
-              <w:t>抓取频次</w:t>
-            </w:r>
-          </w:p>
-        </w:tc>
-      </w:tr>
-      <w:tr>
-        <w:trPr>
-          <w:cantSplit/>
-        </w:trPr>
-        <w:tc>
-          <w:tcPr>
-            <w:tcW w:type="dxa" w:w="907"/>
-            <w:vAlign w:val="center"/>
-          </w:tcPr>
-          <w:p>
-            <w:pPr>
-              <w:keepNext w:val="0"/>
-              <w:spacing w:after="60" w:line="264" w:lineRule="auto"/>
-            </w:pPr>
-            <w:r>
-              <w:rPr>
-                <w:sz w:val="19"/>
-              </w:rPr>
-              <w:t>中国内地</w:t>
-            </w:r>
-          </w:p>
-        </w:tc>
-        <w:tc>
-          <w:tcPr>
-            <w:tcW w:type="dxa" w:w="2098"/>
-            <w:vAlign w:val="center"/>
-          </w:tcPr>
-          <w:p>
-            <w:r/>
-            <w:hyperlink r:id="rId26">
-              <w:r>
-                <w:rPr>
-                  <w:rFonts w:ascii="Arial Unicode MS" w:hAnsi="Arial Unicode MS" w:eastAsia="Arial Unicode MS"/>
-                  <w:color w:val="155E82"/>
-                  <w:u w:val="single"/>
-                </w:rPr>
-                <w:t>中国海关总署</w:t>
-              </w:r>
-            </w:hyperlink>
-          </w:p>
-        </w:tc>
-        <w:tc>
-          <w:tcPr>
-            <w:tcW w:type="dxa" w:w="4082"/>
-            <w:vAlign w:val="center"/>
-          </w:tcPr>
-          <w:p>
-            <w:r/>
-            <w:hyperlink r:id="rId19">
-              <w:r>
-                <w:rPr>
-                  <w:rFonts w:ascii="Arial Unicode MS" w:hAnsi="Arial Unicode MS" w:eastAsia="Arial Unicode MS"/>
-                  <w:color w:val="155E82"/>
-                  <w:u w:val="single"/>
-                </w:rPr>
-                <w:t>UN Comtrade</w:t>
-              </w:r>
-            </w:hyperlink>
-            <w:r>
-              <w:t>。待成功取得最新黄金进出口重量</w:t>
-            </w:r>
-          </w:p>
-        </w:tc>
-        <w:tc>
-          <w:tcPr>
-            <w:tcW w:type="dxa" w:w="2551"/>
-            <w:vAlign w:val="center"/>
-          </w:tcPr>
-          <w:p>
-            <w:pPr>
-              <w:keepNext w:val="0"/>
-              <w:spacing w:after="60" w:line="264" w:lineRule="auto"/>
-            </w:pPr>
-            <w:r>
-              <w:rPr>
-                <w:sz w:val="19"/>
-              </w:rPr>
-              <w:t>每日09:00；明确发布日起每6小时查48小时。</w:t>
-            </w:r>
-          </w:p>
-        </w:tc>
-      </w:tr>
-      <w:tr>
-        <w:trPr>
-          <w:cantSplit/>
-        </w:trPr>
-        <w:tc>
-          <w:tcPr>
-            <w:tcW w:type="dxa" w:w="907"/>
-            <w:vAlign w:val="center"/>
-          </w:tcPr>
-          <w:p>
-            <w:pPr>
-              <w:keepNext w:val="0"/>
-              <w:spacing w:after="60" w:line="264" w:lineRule="auto"/>
-            </w:pPr>
-            <w:r>
-              <w:rPr>
-                <w:sz w:val="19"/>
-              </w:rPr>
-              <w:t>中国香港</w:t>
-            </w:r>
-          </w:p>
-        </w:tc>
-        <w:tc>
-          <w:tcPr>
-            <w:tcW w:type="dxa" w:w="2098"/>
-            <w:vAlign w:val="center"/>
-          </w:tcPr>
-          <w:p>
-            <w:r/>
-            <w:hyperlink r:id="rId16">
-              <w:r>
-                <w:rPr>
-                  <w:rFonts w:ascii="Arial Unicode MS" w:hAnsi="Arial Unicode MS" w:eastAsia="Arial Unicode MS"/>
-                  <w:color w:val="155E82"/>
-                  <w:u w:val="single"/>
-                </w:rPr>
-                <w:t>中国香港统计处Trade-IDDS</w:t>
-              </w:r>
-            </w:hyperlink>
-          </w:p>
-        </w:tc>
-        <w:tc>
-          <w:tcPr>
-            <w:tcW w:type="dxa" w:w="4082"/>
-            <w:vAlign w:val="center"/>
-          </w:tcPr>
-          <w:p>
-            <w:r/>
-            <w:hyperlink r:id="rId19">
-              <w:r>
-                <w:rPr>
-                  <w:rFonts w:ascii="Arial Unicode MS" w:hAnsi="Arial Unicode MS" w:eastAsia="Arial Unicode MS"/>
-                  <w:color w:val="155E82"/>
-                  <w:u w:val="single"/>
-                </w:rPr>
-                <w:t>UN Comtrade</w:t>
-              </w:r>
-            </w:hyperlink>
-            <w:r>
-              <w:t>。待解决API访问条件并核对细分商品数量单位</w:t>
-            </w:r>
-          </w:p>
-        </w:tc>
-        <w:tc>
-          <w:tcPr>
-            <w:tcW w:type="dxa" w:w="2551"/>
-            <w:vAlign w:val="center"/>
-          </w:tcPr>
-          <w:p>
-            <w:pPr>
-              <w:keepNext w:val="0"/>
-              <w:spacing w:after="60" w:line="264" w:lineRule="auto"/>
-            </w:pPr>
-            <w:r>
-              <w:rPr>
-                <w:sz w:val="19"/>
-              </w:rPr>
-              <w:t>每日09:00；明确发布日起每6小时查48小时。</w:t>
-            </w:r>
-          </w:p>
-        </w:tc>
-      </w:tr>
-      <w:tr>
-        <w:trPr>
-          <w:cantSplit/>
-        </w:trPr>
-        <w:tc>
-          <w:tcPr>
-            <w:tcW w:type="dxa" w:w="907"/>
-            <w:vAlign w:val="center"/>
-          </w:tcPr>
-          <w:p>
-            <w:pPr>
-              <w:keepNext w:val="0"/>
-              <w:spacing w:after="60" w:line="264" w:lineRule="auto"/>
-            </w:pPr>
-            <w:r>
-              <w:rPr>
-                <w:sz w:val="19"/>
-              </w:rPr>
-              <w:t>印度</w:t>
-            </w:r>
-          </w:p>
-        </w:tc>
-        <w:tc>
-          <w:tcPr>
-            <w:tcW w:type="dxa" w:w="2098"/>
-            <w:vAlign w:val="center"/>
-          </w:tcPr>
-          <w:p>
-            <w:r/>
-            <w:hyperlink r:id="rId27">
-              <w:r>
-                <w:rPr>
-                  <w:rFonts w:ascii="Arial Unicode MS" w:hAnsi="Arial Unicode MS" w:eastAsia="Arial Unicode MS"/>
-                  <w:color w:val="155E82"/>
-                  <w:u w:val="single"/>
-                </w:rPr>
-                <w:t>印度商务部TradeStat</w:t>
-              </w:r>
-            </w:hyperlink>
-          </w:p>
-        </w:tc>
-        <w:tc>
-          <w:tcPr>
-            <w:tcW w:type="dxa" w:w="4082"/>
-            <w:vAlign w:val="center"/>
-          </w:tcPr>
-          <w:p>
-            <w:r/>
-            <w:hyperlink r:id="rId19">
-              <w:r>
-                <w:rPr>
-                  <w:rFonts w:ascii="Arial Unicode MS" w:hAnsi="Arial Unicode MS" w:eastAsia="Arial Unicode MS"/>
-                  <w:color w:val="155E82"/>
-                  <w:u w:val="single"/>
-                </w:rPr>
-                <w:t>UN Comtrade</w:t>
-              </w:r>
-            </w:hyperlink>
-            <w:r>
-              <w:t>。待核对进出口数量、单位及编码变更</w:t>
-            </w:r>
-          </w:p>
-        </w:tc>
-        <w:tc>
-          <w:tcPr>
-            <w:tcW w:type="dxa" w:w="2551"/>
-            <w:vAlign w:val="center"/>
-          </w:tcPr>
-          <w:p>
-            <w:pPr>
-              <w:keepNext w:val="0"/>
-              <w:spacing w:after="60" w:line="264" w:lineRule="auto"/>
-            </w:pPr>
-            <w:r>
-              <w:rPr>
-                <w:sz w:val="19"/>
-              </w:rPr>
-              <w:t>每日09:00；明确发布日起每6小时查48小时。</w:t>
-            </w:r>
-          </w:p>
-        </w:tc>
-      </w:tr>
-      <w:tr>
-        <w:trPr>
-          <w:cantSplit/>
-        </w:trPr>
-        <w:tc>
-          <w:tcPr>
-            <w:tcW w:type="dxa" w:w="907"/>
-            <w:vAlign w:val="center"/>
-          </w:tcPr>
-          <w:p>
-            <w:pPr>
-              <w:keepNext w:val="0"/>
-              <w:spacing w:after="60" w:line="264" w:lineRule="auto"/>
-            </w:pPr>
-            <w:r>
-              <w:rPr>
-                <w:sz w:val="19"/>
-              </w:rPr>
-              <w:t>泰国</w:t>
-            </w:r>
-          </w:p>
-        </w:tc>
-        <w:tc>
-          <w:tcPr>
-            <w:tcW w:type="dxa" w:w="2098"/>
-            <w:vAlign w:val="center"/>
-          </w:tcPr>
-          <w:p>
-            <w:r/>
-            <w:hyperlink r:id="rId28">
-              <w:r>
-                <w:rPr>
-                  <w:rFonts w:ascii="Arial Unicode MS" w:hAnsi="Arial Unicode MS" w:eastAsia="Arial Unicode MS"/>
-                  <w:color w:val="155E82"/>
-                  <w:u w:val="single"/>
-                </w:rPr>
-                <w:t>泰国商务部</w:t>
-              </w:r>
-            </w:hyperlink>
-          </w:p>
-        </w:tc>
-        <w:tc>
-          <w:tcPr>
-            <w:tcW w:type="dxa" w:w="4082"/>
-            <w:vAlign w:val="center"/>
-          </w:tcPr>
-          <w:p>
-            <w:r/>
-            <w:hyperlink r:id="rId19">
-              <w:r>
-                <w:rPr>
-                  <w:rFonts w:ascii="Arial Unicode MS" w:hAnsi="Arial Unicode MS" w:eastAsia="Arial Unicode MS"/>
-                  <w:color w:val="155E82"/>
-                  <w:u w:val="single"/>
-                </w:rPr>
-                <w:t>UN Comtrade</w:t>
-              </w:r>
-            </w:hyperlink>
-            <w:r>
-              <w:t>。待成功取得完整黄金数量及伙伴表</w:t>
-            </w:r>
-          </w:p>
-        </w:tc>
-        <w:tc>
-          <w:tcPr>
-            <w:tcW w:type="dxa" w:w="2551"/>
-            <w:vAlign w:val="center"/>
-          </w:tcPr>
-          <w:p>
-            <w:pPr>
-              <w:keepNext w:val="0"/>
-              <w:spacing w:after="60" w:line="264" w:lineRule="auto"/>
-            </w:pPr>
-            <w:r>
-              <w:rPr>
-                <w:sz w:val="19"/>
-              </w:rPr>
-              <w:t>每日09:00；明确发布日起每6小时查48小时。</w:t>
-            </w:r>
-          </w:p>
-        </w:tc>
-      </w:tr>
-      <w:tr>
-        <w:trPr>
-          <w:cantSplit/>
-        </w:trPr>
-        <w:tc>
-          <w:tcPr>
-            <w:tcW w:type="dxa" w:w="907"/>
-            <w:vAlign w:val="center"/>
-          </w:tcPr>
-          <w:p>
-            <w:pPr>
-              <w:keepNext w:val="0"/>
-              <w:spacing w:after="60" w:line="264" w:lineRule="auto"/>
-            </w:pPr>
-            <w:r>
-              <w:rPr>
-                <w:sz w:val="19"/>
-              </w:rPr>
-              <w:t>土耳其</w:t>
-            </w:r>
-          </w:p>
-        </w:tc>
-        <w:tc>
-          <w:tcPr>
-            <w:tcW w:type="dxa" w:w="2098"/>
-            <w:vAlign w:val="center"/>
-          </w:tcPr>
-          <w:p>
-            <w:r/>
-            <w:hyperlink r:id="rId29">
-              <w:r>
-                <w:rPr>
-                  <w:rFonts w:ascii="Arial Unicode MS" w:hAnsi="Arial Unicode MS" w:eastAsia="Arial Unicode MS"/>
-                  <w:color w:val="155E82"/>
-                  <w:u w:val="single"/>
-                </w:rPr>
-                <w:t>土耳其TÜİK</w:t>
-              </w:r>
-            </w:hyperlink>
-          </w:p>
-        </w:tc>
-        <w:tc>
-          <w:tcPr>
-            <w:tcW w:type="dxa" w:w="4082"/>
-            <w:vAlign w:val="center"/>
-          </w:tcPr>
-          <w:p>
-            <w:r/>
-            <w:hyperlink r:id="rId19">
-              <w:r>
-                <w:rPr>
-                  <w:rFonts w:ascii="Arial Unicode MS" w:hAnsi="Arial Unicode MS" w:eastAsia="Arial Unicode MS"/>
-                  <w:color w:val="155E82"/>
-                  <w:u w:val="single"/>
-                </w:rPr>
-                <w:t>UN Comtrade</w:t>
-              </w:r>
-            </w:hyperlink>
-            <w:r>
-              <w:t>。待实取完整月度黄金净重</w:t>
-            </w:r>
-          </w:p>
-        </w:tc>
-        <w:tc>
-          <w:tcPr>
-            <w:tcW w:type="dxa" w:w="2551"/>
-            <w:vAlign w:val="center"/>
-          </w:tcPr>
-          <w:p>
-            <w:pPr>
-              <w:keepNext w:val="0"/>
-              <w:spacing w:after="60" w:line="264" w:lineRule="auto"/>
-            </w:pPr>
-            <w:r>
-              <w:rPr>
-                <w:sz w:val="19"/>
-              </w:rPr>
-              <w:t>每日09:00；明确发布日起每6小时查48小时。</w:t>
-            </w:r>
-          </w:p>
-        </w:tc>
-      </w:tr>
-      <w:tr>
-        <w:trPr>
-          <w:cantSplit/>
-        </w:trPr>
-        <w:tc>
-          <w:tcPr>
-            <w:tcW w:type="dxa" w:w="907"/>
-            <w:vAlign w:val="center"/>
-          </w:tcPr>
-          <w:p>
-            <w:pPr>
-              <w:keepNext w:val="0"/>
-              <w:spacing w:after="60" w:line="264" w:lineRule="auto"/>
-            </w:pPr>
-            <w:r>
-              <w:rPr>
-                <w:sz w:val="19"/>
-              </w:rPr>
-              <w:t>阿联酋</w:t>
-            </w:r>
-          </w:p>
-        </w:tc>
-        <w:tc>
-          <w:tcPr>
-            <w:tcW w:type="dxa" w:w="2098"/>
-            <w:vAlign w:val="center"/>
-          </w:tcPr>
-          <w:p>
-            <w:r/>
-            <w:hyperlink r:id="rId18">
-              <w:r>
-                <w:rPr>
-                  <w:rFonts w:ascii="Arial Unicode MS" w:hAnsi="Arial Unicode MS" w:eastAsia="Arial Unicode MS"/>
-                  <w:color w:val="155E82"/>
-                  <w:u w:val="single"/>
-                </w:rPr>
-                <w:t>阿联酋FCSC</w:t>
-              </w:r>
-            </w:hyperlink>
-          </w:p>
-        </w:tc>
-        <w:tc>
-          <w:tcPr>
-            <w:tcW w:type="dxa" w:w="4082"/>
-            <w:vAlign w:val="center"/>
-          </w:tcPr>
-          <w:p>
-            <w:r/>
-            <w:hyperlink r:id="rId19">
-              <w:r>
-                <w:rPr>
-                  <w:rFonts w:ascii="Arial Unicode MS" w:hAnsi="Arial Unicode MS" w:eastAsia="Arial Unicode MS"/>
-                  <w:color w:val="155E82"/>
-                  <w:u w:val="single"/>
-                </w:rPr>
-                <w:t>UN Comtrade</w:t>
-              </w:r>
-            </w:hyperlink>
-            <w:r>
-              <w:t>。待确认全国黄金月度净重及完整伙伴覆盖</w:t>
-            </w:r>
-          </w:p>
-        </w:tc>
-        <w:tc>
-          <w:tcPr>
-            <w:tcW w:type="dxa" w:w="2551"/>
-            <w:vAlign w:val="center"/>
-          </w:tcPr>
-          <w:p>
-            <w:pPr>
-              <w:keepNext w:val="0"/>
-              <w:spacing w:after="60" w:line="264" w:lineRule="auto"/>
-            </w:pPr>
-            <w:r>
-              <w:rPr>
-                <w:sz w:val="19"/>
-              </w:rPr>
-              <w:t>每日09:00；明确发布日起每6小时查48小时。</w:t>
-            </w:r>
-          </w:p>
-        </w:tc>
-      </w:tr>
-      <w:tr>
-        <w:trPr>
-          <w:cantSplit/>
-        </w:trPr>
-        <w:tc>
-          <w:tcPr>
-            <w:tcW w:type="dxa" w:w="907"/>
-            <w:vAlign w:val="center"/>
-          </w:tcPr>
-          <w:p>
-            <w:pPr>
-              <w:keepNext w:val="0"/>
-              <w:spacing w:after="60" w:line="264" w:lineRule="auto"/>
-            </w:pPr>
-            <w:r>
-              <w:rPr>
-                <w:sz w:val="19"/>
-              </w:rPr>
-              <w:t>新加坡</w:t>
-            </w:r>
-          </w:p>
-        </w:tc>
-        <w:tc>
-          <w:tcPr>
-            <w:tcW w:type="dxa" w:w="2098"/>
-            <w:vAlign w:val="center"/>
-          </w:tcPr>
-          <w:p>
-            <w:r/>
-            <w:hyperlink r:id="rId17">
-              <w:r>
-                <w:rPr>
-                  <w:rFonts w:ascii="Arial Unicode MS" w:hAnsi="Arial Unicode MS" w:eastAsia="Arial Unicode MS"/>
-                  <w:color w:val="155E82"/>
-                  <w:u w:val="single"/>
-                </w:rPr>
-                <w:t>新加坡SingStat</w:t>
-              </w:r>
-            </w:hyperlink>
-          </w:p>
-        </w:tc>
-        <w:tc>
-          <w:tcPr>
-            <w:tcW w:type="dxa" w:w="4082"/>
-            <w:vAlign w:val="center"/>
-          </w:tcPr>
-          <w:p>
-            <w:r/>
-            <w:hyperlink r:id="rId19">
-              <w:r>
-                <w:rPr>
-                  <w:rFonts w:ascii="Arial Unicode MS" w:hAnsi="Arial Unicode MS" w:eastAsia="Arial Unicode MS"/>
-                  <w:color w:val="155E82"/>
-                  <w:u w:val="single"/>
-                </w:rPr>
-                <w:t>UN Comtrade</w:t>
-              </w:r>
-            </w:hyperlink>
-            <w:r>
-              <w:t>。待确认免费接续平台黄金重量及全部伙伴覆盖</w:t>
-            </w:r>
-          </w:p>
-        </w:tc>
-        <w:tc>
-          <w:tcPr>
-            <w:tcW w:type="dxa" w:w="2551"/>
-            <w:vAlign w:val="center"/>
-          </w:tcPr>
-          <w:p>
-            <w:pPr>
-              <w:keepNext w:val="0"/>
-              <w:spacing w:after="60" w:line="264" w:lineRule="auto"/>
-            </w:pPr>
-            <w:r>
-              <w:rPr>
-                <w:sz w:val="19"/>
-              </w:rPr>
-              <w:t>每日09:00；明确发布日起每6小时查48小时。</w:t>
-            </w:r>
-          </w:p>
-        </w:tc>
-      </w:tr>
-      <w:tr>
-        <w:trPr>
-          <w:cantSplit/>
-        </w:trPr>
-        <w:tc>
-          <w:tcPr>
-            <w:tcW w:type="dxa" w:w="907"/>
-            <w:vAlign w:val="center"/>
-          </w:tcPr>
-          <w:p>
-            <w:pPr>
-              <w:keepNext w:val="0"/>
-              <w:spacing w:after="60" w:line="264" w:lineRule="auto"/>
-            </w:pPr>
-            <w:r>
-              <w:rPr>
-                <w:sz w:val="19"/>
-              </w:rPr>
-              <w:t>英国</w:t>
-            </w:r>
-          </w:p>
-        </w:tc>
-        <w:tc>
-          <w:tcPr>
-            <w:tcW w:type="dxa" w:w="2098"/>
-            <w:vAlign w:val="center"/>
-          </w:tcPr>
-          <w:p>
-            <w:r/>
-            <w:hyperlink r:id="rId14">
-              <w:r>
-                <w:rPr>
-                  <w:rFonts w:ascii="Arial Unicode MS" w:hAnsi="Arial Unicode MS" w:eastAsia="Arial Unicode MS"/>
-                  <w:color w:val="155E82"/>
-                  <w:u w:val="single"/>
-                </w:rPr>
-                <w:t>英国HMRC</w:t>
-              </w:r>
-            </w:hyperlink>
-          </w:p>
-        </w:tc>
-        <w:tc>
-          <w:tcPr>
-            <w:tcW w:type="dxa" w:w="4082"/>
-            <w:vAlign w:val="center"/>
-          </w:tcPr>
-          <w:p>
-            <w:r/>
-            <w:hyperlink r:id="rId19">
-              <w:r>
-                <w:rPr>
-                  <w:rFonts w:ascii="Arial Unicode MS" w:hAnsi="Arial Unicode MS" w:eastAsia="Arial Unicode MS"/>
-                  <w:color w:val="155E82"/>
-                  <w:u w:val="single"/>
-                </w:rPr>
-                <w:t>UN Comtrade</w:t>
-              </w:r>
-            </w:hyperlink>
-            <w:r>
-              <w:t>。三个月已实取；零净重附加数量、净重差异及伙伴编码仍需解释，未通过替换验收</w:t>
-            </w:r>
-          </w:p>
-        </w:tc>
-        <w:tc>
-          <w:tcPr>
-            <w:tcW w:type="dxa" w:w="2551"/>
-            <w:vAlign w:val="center"/>
-          </w:tcPr>
-          <w:p>
-            <w:pPr>
-              <w:keepNext w:val="0"/>
-              <w:spacing w:after="60" w:line="264" w:lineRule="auto"/>
-            </w:pPr>
-            <w:r>
-              <w:rPr>
-                <w:sz w:val="19"/>
-              </w:rPr>
-              <w:t>每日09:00；明确发布日起每6小时查48小时。</w:t>
-            </w:r>
-          </w:p>
-        </w:tc>
-      </w:tr>
-      <w:tr>
-        <w:trPr>
-          <w:cantSplit/>
-        </w:trPr>
-        <w:tc>
-          <w:tcPr>
-            <w:tcW w:type="dxa" w:w="907"/>
-            <w:vAlign w:val="center"/>
-          </w:tcPr>
-          <w:p>
-            <w:pPr>
-              <w:keepNext w:val="0"/>
-              <w:spacing w:after="60" w:line="264" w:lineRule="auto"/>
-            </w:pPr>
-            <w:r>
-              <w:rPr>
-                <w:sz w:val="19"/>
-              </w:rPr>
-              <w:t>美国</w:t>
-            </w:r>
-          </w:p>
-        </w:tc>
-        <w:tc>
-          <w:tcPr>
-            <w:tcW w:type="dxa" w:w="2098"/>
-            <w:vAlign w:val="center"/>
-          </w:tcPr>
-          <w:p>
-            <w:r/>
-            <w:hyperlink r:id="rId15">
-              <w:r>
-                <w:rPr>
-                  <w:rFonts w:ascii="Arial Unicode MS" w:hAnsi="Arial Unicode MS" w:eastAsia="Arial Unicode MS"/>
-                  <w:color w:val="155E82"/>
-                  <w:u w:val="single"/>
-                </w:rPr>
-                <w:t>美国Census</w:t>
-              </w:r>
-            </w:hyperlink>
-          </w:p>
-        </w:tc>
-        <w:tc>
-          <w:tcPr>
-            <w:tcW w:type="dxa" w:w="4082"/>
-            <w:vAlign w:val="center"/>
-          </w:tcPr>
-          <w:p>
-            <w:r/>
-            <w:hyperlink r:id="rId19">
-              <w:r>
-                <w:rPr>
-                  <w:rFonts w:ascii="Arial Unicode MS" w:hAnsi="Arial Unicode MS" w:eastAsia="Arial Unicode MS"/>
-                  <w:color w:val="155E82"/>
-                  <w:u w:val="single"/>
-                </w:rPr>
-                <w:t>UN Comtrade</w:t>
-              </w:r>
-            </w:hyperlink>
-            <w:r>
-              <w:t>。待申请免费API密钥并核对完整净重及伙伴明细</w:t>
-            </w:r>
-          </w:p>
-        </w:tc>
-        <w:tc>
-          <w:tcPr>
-            <w:tcW w:type="dxa" w:w="2551"/>
-            <w:vAlign w:val="center"/>
-          </w:tcPr>
-          <w:p>
-            <w:pPr>
-              <w:keepNext w:val="0"/>
-              <w:spacing w:after="60" w:line="264" w:lineRule="auto"/>
-            </w:pPr>
-            <w:r>
-              <w:rPr>
-                <w:sz w:val="19"/>
-              </w:rPr>
-              <w:t>每日09:00；明确发布日起每6小时查48小时。</w:t>
-            </w:r>
-          </w:p>
-        </w:tc>
-      </w:tr>
-      <w:tr>
-        <w:trPr>
-          <w:cantSplit/>
-        </w:trPr>
-        <w:tc>
-          <w:tcPr>
-            <w:tcW w:type="dxa" w:w="907"/>
-            <w:vAlign w:val="center"/>
-          </w:tcPr>
-          <w:p>
-            <w:pPr>
-              <w:keepNext w:val="0"/>
-              <w:spacing w:after="60" w:line="264" w:lineRule="auto"/>
-            </w:pPr>
-            <w:r>
-              <w:rPr>
-                <w:sz w:val="19"/>
-              </w:rPr>
-              <w:t>瑞士</w:t>
-            </w:r>
-          </w:p>
-        </w:tc>
-        <w:tc>
-          <w:tcPr>
-            <w:tcW w:type="dxa" w:w="2098"/>
-            <w:vAlign w:val="center"/>
-          </w:tcPr>
-          <w:p>
-            <w:r/>
-            <w:hyperlink r:id="rId13">
-              <w:r>
-                <w:rPr>
-                  <w:rFonts w:ascii="Arial Unicode MS" w:hAnsi="Arial Unicode MS" w:eastAsia="Arial Unicode MS"/>
-                  <w:color w:val="155E82"/>
-                  <w:u w:val="single"/>
-                </w:rPr>
-                <w:t>瑞士SwissImpex</w:t>
-              </w:r>
-            </w:hyperlink>
-          </w:p>
-        </w:tc>
-        <w:tc>
-          <w:tcPr>
-            <w:tcW w:type="dxa" w:w="4082"/>
-            <w:vAlign w:val="center"/>
-          </w:tcPr>
-          <w:p>
-            <w:r/>
-            <w:hyperlink r:id="rId19">
-              <w:r>
-                <w:rPr>
-                  <w:rFonts w:ascii="Arial Unicode MS" w:hAnsi="Arial Unicode MS" w:eastAsia="Arial Unicode MS"/>
-                  <w:color w:val="155E82"/>
-                  <w:u w:val="single"/>
-                </w:rPr>
-                <w:t>UN Comtrade</w:t>
-              </w:r>
-            </w:hyperlink>
-            <w:r>
-              <w:t>。完整出口明细、商品范围及重量待对账</w:t>
-            </w:r>
-          </w:p>
-        </w:tc>
-        <w:tc>
-          <w:tcPr>
-            <w:tcW w:type="dxa" w:w="2551"/>
-            <w:vAlign w:val="center"/>
-          </w:tcPr>
-          <w:p>
-            <w:pPr>
-              <w:keepNext w:val="0"/>
-              <w:spacing w:after="60" w:line="264" w:lineRule="auto"/>
-            </w:pPr>
-            <w:r>
-              <w:rPr>
-                <w:sz w:val="19"/>
-              </w:rPr>
-              <w:t>每日09:00；明确发布日起每6小时查48小时。</w:t>
-            </w:r>
-          </w:p>
-        </w:tc>
-      </w:tr>
-    </w:tbl>
-    <w:p>
-      <w:pPr>
-        <w:spacing w:after="20"/>
-      </w:pPr>
-      <w:r/>
-    </w:p>
-    <w:p>
       <w:r>
-        <w:t>来源按月发布，各市场时间不同。每次回查近3个月，每月回查18个月修订。每个市场只有一个当前执行源；表中优先源通过验收后，统一替换该市场所有依赖板块及历史比较期。未通过前继续使用当前执行源，并标真实观测月，不跨源补缺。</w:t>
+        <w:t>各市场同月世界进口总量和总出口量、上月值，不用金额除金价补吨数。 范围为非货币黄金710811、710812、710813；当前使用HS7108，不含710820货币黄金，不代表首饰、废料等全部黄金。保存月份、净重、单位、金额币种、估算及修订状态；重量统一为吨。</w:t>
       </w:r>
     </w:p>
     <w:p>
       <w:r>
-        <w:t>美国Census数据免费，API需申请并激活免费密钥。其他待接入官方门户的完整黄金重量和导出方式须实取确认；公开入口不等于已经可抓取完整明细。</w:t>
+        <w:rPr>
+          <w:b/>
+        </w:rPr>
+        <w:t>指定来源：</w:t>
+      </w:r>
+      <w:r>
+        <w:t>本版本全部使用UN Comtrade，覆盖中国内地、中国香港、印度、泰国、土耳其、阿联酋、新加坡、英国、美国、瑞士。同一市场的进口、出口、伙伴明细及比较期均使用同一个源。</w:t>
       </w:r>
     </w:p>
     <w:p>
       <w:r>
-        <w:t>新加坡使用免费SingStat作为优先验证渠道；StatLink将于2027年1月1日停用，不新增长期依赖。</w:t>
+        <w:t xml:space="preserve">取数入口 </w:t>
+      </w:r>
+      <w:hyperlink r:id="rId13">
+        <w:r>
+          <w:rPr>
+            <w:rFonts w:ascii="Arial Unicode MS" w:hAnsi="Arial Unicode MS" w:eastAsia="Arial Unicode MS"/>
+            <w:color w:val="155E82"/>
+            <w:u w:val="single"/>
+          </w:rPr>
+          <w:t>UN Comtrade说明</w:t>
+        </w:r>
+      </w:hyperlink>
+      <w:r>
+        <w:t>；</w:t>
+      </w:r>
+      <w:hyperlink r:id="rId14">
+        <w:r>
+          <w:rPr>
+            <w:rFonts w:ascii="Arial Unicode MS" w:hAnsi="Arial Unicode MS" w:eastAsia="Arial Unicode MS"/>
+            <w:color w:val="155E82"/>
+            <w:u w:val="single"/>
+          </w:rPr>
+          <w:t>公开月度查询API</w:t>
+        </w:r>
+      </w:hyperlink>
+      <w:r>
+        <w:t>；</w:t>
+      </w:r>
+      <w:hyperlink r:id="rId15">
+        <w:r>
+          <w:rPr>
+            <w:rFonts w:ascii="Arial Unicode MS" w:hAnsi="Arial Unicode MS" w:eastAsia="Arial Unicode MS"/>
+            <w:color w:val="155E82"/>
+            <w:u w:val="single"/>
+          </w:rPr>
+          <w:t>已发布月份查询</w:t>
+        </w:r>
+      </w:hyperlink>
+    </w:p>
+    <w:p>
+      <w:r>
+        <w:t>查询时选择月度、该报告市场、商品7108、进口或出口。总量选择世界伙伴；航线选择全部目的地。以净重作为重量依据，不用金额除金价补吨数。必须核验全部分页，不能把预览结果当完整数据。</w:t>
+      </w:r>
+    </w:p>
+    <w:p>
+      <w:r>
+        <w:rPr>
+          <w:b/>
+        </w:rPr>
+        <w:t>来源周期与抓取频次：</w:t>
+      </w:r>
+      <w:r>
+        <w:t>来源按月发布，各市场报送时间不同；每天北京时间09:00查发布记录。已知发布日起每6小时查一次，持续48小时后恢复每日。新期或修订时取完整明细；每次回查近3个月，每月首日09:00回查近18个月修订。</w:t>
+      </w:r>
+    </w:p>
+    <w:p>
+      <w:r>
+        <w:t>国家直接来源尚未通过完整重量或访问验证，不作为本版本实施来源；后续换源须完成对账并同步所有依赖板块。</w:t>
       </w:r>
     </w:p>
     <w:p>
@@ -1632,6 +697,17 @@
       </w:r>
       <w:r>
         <w:t>进口减总出口，正值为净流入，负值为净流出；不足页面显示精度写基本平衡。同号比较净额绝对值，写净流入扩大或收窄、净流出扩大或收窄；跨零写转为净流入或净流出。缺上月只判断本期状态。</w:t>
+      </w:r>
+    </w:p>
+    <w:p>
+      <w:r>
+        <w:rPr>
+          <w:b/>
+        </w:rPr>
+        <w:t>当前核实状态：</w:t>
+      </w:r>
+      <w:r>
+        <w:t>截至2026年10月10日，Comtrade发布与修订记录未发现新增变化。共同完整期仍为2026年6月；各市场独立卡片保留各自最新完整期，阿联酋等滞后市场明确标历史。此状态不代表当地当前没有贸易。</w:t>
       </w:r>
     </w:p>
     <w:p>
@@ -1677,638 +753,86 @@
     </w:p>
     <w:p>
       <w:r>
-        <w:t>抓取内容：报告枢纽完整出口目的地明细、世界出口总量及上月对应明细。与黄金罗盘共用一次取数。 商品取非货币黄金710811、710812、710813及对应本地细分码，重量统一为吨，保留月份、数量单位、金额币种、估算和修订状态。当前Comtrade HS7108不报告710820货币黄金，不覆盖首饰或废料等全部黄金。</w:t>
+        <w:rPr>
+          <w:b/>
+        </w:rPr>
+        <w:t>抓取内容：</w:t>
       </w:r>
-    </w:p>
-    <w:tbl>
-      <w:tblPr>
-        <w:tblW w:type="auto" w:w="0"/>
-        <w:jc w:val="center"/>
-        <w:tblLayout w:type="fixed"/>
-        <w:tblLook w:firstColumn="1" w:firstRow="1" w:lastColumn="0" w:lastRow="0" w:noHBand="0" w:noVBand="1" w:val="04A0"/>
-        <w:tblBorders>
-          <w:top w:val="single" w:sz="4" w:color="D9D9D9"/>
-          <w:left w:val="single" w:sz="4" w:color="D9D9D9"/>
-          <w:bottom w:val="single" w:sz="4" w:color="D9D9D9"/>
-          <w:right w:val="single" w:sz="4" w:color="D9D9D9"/>
-          <w:insideH w:val="single" w:sz="4" w:color="D9D9D9"/>
-          <w:insideV w:val="single" w:sz="4" w:color="D9D9D9"/>
-        </w:tblBorders>
-        <w:tblCellMar>
-          <w:top w:w="65" w:type="dxa"/>
-          <w:bottom w:w="65" w:type="dxa"/>
-          <w:left w:w="85" w:type="dxa"/>
-          <w:right w:w="85" w:type="dxa"/>
-        </w:tblCellMar>
-      </w:tblPr>
-      <w:tblGrid>
-        <w:gridCol w:w="907"/>
-        <w:gridCol w:w="2098"/>
-        <w:gridCol w:w="4082"/>
-        <w:gridCol w:w="2551"/>
-      </w:tblGrid>
-      <w:tr>
-        <w:trPr>
-          <w:tblHeader/>
-          <w:cantSplit/>
-        </w:trPr>
-        <w:tc>
-          <w:tcPr>
-            <w:tcW w:type="dxa" w:w="907"/>
-            <w:vAlign w:val="center"/>
-            <w:shd w:fill="E5EFF5"/>
-          </w:tcPr>
-          <w:p>
-            <w:pPr>
-              <w:keepNext w:val="0"/>
-              <w:spacing w:after="40" w:before="0" w:line="264" w:lineRule="auto"/>
-            </w:pPr>
-            <w:r>
-              <w:rPr>
-                <w:b/>
-                <w:color w:val="000000"/>
-                <w:sz w:val="19"/>
-              </w:rPr>
-              <w:t>市场</w:t>
-            </w:r>
-          </w:p>
-        </w:tc>
-        <w:tc>
-          <w:tcPr>
-            <w:tcW w:type="dxa" w:w="2098"/>
-            <w:vAlign w:val="center"/>
-            <w:shd w:fill="E5EFF5"/>
-          </w:tcPr>
-          <w:p>
-            <w:pPr>
-              <w:keepNext w:val="0"/>
-              <w:spacing w:after="40" w:before="0" w:line="264" w:lineRule="auto"/>
-            </w:pPr>
-            <w:r>
-              <w:rPr>
-                <w:b/>
-                <w:color w:val="000000"/>
-                <w:sz w:val="19"/>
-              </w:rPr>
-              <w:t>优先接入主源</w:t>
-            </w:r>
-          </w:p>
-        </w:tc>
-        <w:tc>
-          <w:tcPr>
-            <w:tcW w:type="dxa" w:w="4082"/>
-            <w:vAlign w:val="center"/>
-            <w:shd w:fill="E5EFF5"/>
-          </w:tcPr>
-          <w:p>
-            <w:pPr>
-              <w:keepNext w:val="0"/>
-              <w:spacing w:after="40" w:before="0" w:line="264" w:lineRule="auto"/>
-            </w:pPr>
-            <w:r>
-              <w:rPr>
-                <w:b/>
-                <w:color w:val="000000"/>
-                <w:sz w:val="19"/>
-              </w:rPr>
-              <w:t>demo当前执行与接入条件</w:t>
-            </w:r>
-          </w:p>
-        </w:tc>
-        <w:tc>
-          <w:tcPr>
-            <w:tcW w:type="dxa" w:w="2551"/>
-            <w:vAlign w:val="center"/>
-            <w:shd w:fill="E5EFF5"/>
-          </w:tcPr>
-          <w:p>
-            <w:pPr>
-              <w:keepNext w:val="0"/>
-              <w:spacing w:after="40" w:before="0" w:line="264" w:lineRule="auto"/>
-            </w:pPr>
-            <w:r>
-              <w:rPr>
-                <w:b/>
-                <w:color w:val="000000"/>
-                <w:sz w:val="19"/>
-              </w:rPr>
-              <w:t>抓取频次</w:t>
-            </w:r>
-          </w:p>
-        </w:tc>
-      </w:tr>
-      <w:tr>
-        <w:trPr>
-          <w:cantSplit/>
-        </w:trPr>
-        <w:tc>
-          <w:tcPr>
-            <w:tcW w:type="dxa" w:w="907"/>
-            <w:vAlign w:val="center"/>
-          </w:tcPr>
-          <w:p>
-            <w:pPr>
-              <w:keepNext w:val="0"/>
-              <w:spacing w:after="60" w:line="264" w:lineRule="auto"/>
-            </w:pPr>
-            <w:r>
-              <w:rPr>
-                <w:sz w:val="19"/>
-              </w:rPr>
-              <w:t>瑞士</w:t>
-            </w:r>
-          </w:p>
-        </w:tc>
-        <w:tc>
-          <w:tcPr>
-            <w:tcW w:type="dxa" w:w="2098"/>
-            <w:vAlign w:val="center"/>
-          </w:tcPr>
-          <w:p>
-            <w:r/>
-            <w:hyperlink r:id="rId13">
-              <w:r>
-                <w:rPr>
-                  <w:rFonts w:ascii="Arial Unicode MS" w:hAnsi="Arial Unicode MS" w:eastAsia="Arial Unicode MS"/>
-                  <w:color w:val="155E82"/>
-                  <w:u w:val="single"/>
-                </w:rPr>
-                <w:t>瑞士SwissImpex</w:t>
-              </w:r>
-            </w:hyperlink>
-          </w:p>
-        </w:tc>
-        <w:tc>
-          <w:tcPr>
-            <w:tcW w:type="dxa" w:w="4082"/>
-            <w:vAlign w:val="center"/>
-          </w:tcPr>
-          <w:p>
-            <w:r/>
-            <w:hyperlink r:id="rId19">
-              <w:r>
-                <w:rPr>
-                  <w:rFonts w:ascii="Arial Unicode MS" w:hAnsi="Arial Unicode MS" w:eastAsia="Arial Unicode MS"/>
-                  <w:color w:val="155E82"/>
-                  <w:u w:val="single"/>
-                </w:rPr>
-                <w:t>UN Comtrade</w:t>
-              </w:r>
-            </w:hyperlink>
-            <w:r>
-              <w:t>。完整出口明细、商品范围及重量待对账</w:t>
-            </w:r>
-          </w:p>
-        </w:tc>
-        <w:tc>
-          <w:tcPr>
-            <w:tcW w:type="dxa" w:w="2551"/>
-            <w:vAlign w:val="center"/>
-          </w:tcPr>
-          <w:p>
-            <w:pPr>
-              <w:keepNext w:val="0"/>
-              <w:spacing w:after="60" w:line="264" w:lineRule="auto"/>
-            </w:pPr>
-            <w:r>
-              <w:rPr>
-                <w:sz w:val="19"/>
-              </w:rPr>
-              <w:t>每日09:00；明确发布日起每6小时查48小时。</w:t>
-            </w:r>
-          </w:p>
-        </w:tc>
-      </w:tr>
-      <w:tr>
-        <w:trPr>
-          <w:cantSplit/>
-        </w:trPr>
-        <w:tc>
-          <w:tcPr>
-            <w:tcW w:type="dxa" w:w="907"/>
-            <w:vAlign w:val="center"/>
-          </w:tcPr>
-          <w:p>
-            <w:pPr>
-              <w:keepNext w:val="0"/>
-              <w:spacing w:after="60" w:line="264" w:lineRule="auto"/>
-            </w:pPr>
-            <w:r>
-              <w:rPr>
-                <w:sz w:val="19"/>
-              </w:rPr>
-              <w:t>英国</w:t>
-            </w:r>
-          </w:p>
-        </w:tc>
-        <w:tc>
-          <w:tcPr>
-            <w:tcW w:type="dxa" w:w="2098"/>
-            <w:vAlign w:val="center"/>
-          </w:tcPr>
-          <w:p>
-            <w:r/>
-            <w:hyperlink r:id="rId14">
-              <w:r>
-                <w:rPr>
-                  <w:rFonts w:ascii="Arial Unicode MS" w:hAnsi="Arial Unicode MS" w:eastAsia="Arial Unicode MS"/>
-                  <w:color w:val="155E82"/>
-                  <w:u w:val="single"/>
-                </w:rPr>
-                <w:t>英国HMRC</w:t>
-              </w:r>
-            </w:hyperlink>
-          </w:p>
-        </w:tc>
-        <w:tc>
-          <w:tcPr>
-            <w:tcW w:type="dxa" w:w="4082"/>
-            <w:vAlign w:val="center"/>
-          </w:tcPr>
-          <w:p>
-            <w:r/>
-            <w:hyperlink r:id="rId19">
-              <w:r>
-                <w:rPr>
-                  <w:rFonts w:ascii="Arial Unicode MS" w:hAnsi="Arial Unicode MS" w:eastAsia="Arial Unicode MS"/>
-                  <w:color w:val="155E82"/>
-                  <w:u w:val="single"/>
-                </w:rPr>
-                <w:t>UN Comtrade</w:t>
-              </w:r>
-            </w:hyperlink>
-            <w:r>
-              <w:t>。三个月已实取；零净重附加数量、净重差异及伙伴编码仍需解释，未通过替换验收</w:t>
-            </w:r>
-          </w:p>
-        </w:tc>
-        <w:tc>
-          <w:tcPr>
-            <w:tcW w:type="dxa" w:w="2551"/>
-            <w:vAlign w:val="center"/>
-          </w:tcPr>
-          <w:p>
-            <w:pPr>
-              <w:keepNext w:val="0"/>
-              <w:spacing w:after="60" w:line="264" w:lineRule="auto"/>
-            </w:pPr>
-            <w:r>
-              <w:rPr>
-                <w:sz w:val="19"/>
-              </w:rPr>
-              <w:t>每日09:00；明确发布日起每6小时查48小时。</w:t>
-            </w:r>
-          </w:p>
-        </w:tc>
-      </w:tr>
-      <w:tr>
-        <w:trPr>
-          <w:cantSplit/>
-        </w:trPr>
-        <w:tc>
-          <w:tcPr>
-            <w:tcW w:type="dxa" w:w="907"/>
-            <w:vAlign w:val="center"/>
-          </w:tcPr>
-          <w:p>
-            <w:pPr>
-              <w:keepNext w:val="0"/>
-              <w:spacing w:after="60" w:line="264" w:lineRule="auto"/>
-            </w:pPr>
-            <w:r>
-              <w:rPr>
-                <w:sz w:val="19"/>
-              </w:rPr>
-              <w:t>美国</w:t>
-            </w:r>
-          </w:p>
-        </w:tc>
-        <w:tc>
-          <w:tcPr>
-            <w:tcW w:type="dxa" w:w="2098"/>
-            <w:vAlign w:val="center"/>
-          </w:tcPr>
-          <w:p>
-            <w:r/>
-            <w:hyperlink r:id="rId15">
-              <w:r>
-                <w:rPr>
-                  <w:rFonts w:ascii="Arial Unicode MS" w:hAnsi="Arial Unicode MS" w:eastAsia="Arial Unicode MS"/>
-                  <w:color w:val="155E82"/>
-                  <w:u w:val="single"/>
-                </w:rPr>
-                <w:t>美国Census</w:t>
-              </w:r>
-            </w:hyperlink>
-          </w:p>
-        </w:tc>
-        <w:tc>
-          <w:tcPr>
-            <w:tcW w:type="dxa" w:w="4082"/>
-            <w:vAlign w:val="center"/>
-          </w:tcPr>
-          <w:p>
-            <w:r/>
-            <w:hyperlink r:id="rId19">
-              <w:r>
-                <w:rPr>
-                  <w:rFonts w:ascii="Arial Unicode MS" w:hAnsi="Arial Unicode MS" w:eastAsia="Arial Unicode MS"/>
-                  <w:color w:val="155E82"/>
-                  <w:u w:val="single"/>
-                </w:rPr>
-                <w:t>UN Comtrade</w:t>
-              </w:r>
-            </w:hyperlink>
-            <w:r>
-              <w:t>。待申请免费API密钥并核对完整净重及伙伴明细</w:t>
-            </w:r>
-          </w:p>
-        </w:tc>
-        <w:tc>
-          <w:tcPr>
-            <w:tcW w:type="dxa" w:w="2551"/>
-            <w:vAlign w:val="center"/>
-          </w:tcPr>
-          <w:p>
-            <w:pPr>
-              <w:keepNext w:val="0"/>
-              <w:spacing w:after="60" w:line="264" w:lineRule="auto"/>
-            </w:pPr>
-            <w:r>
-              <w:rPr>
-                <w:sz w:val="19"/>
-              </w:rPr>
-              <w:t>每日09:00；明确发布日起每6小时查48小时。</w:t>
-            </w:r>
-          </w:p>
-        </w:tc>
-      </w:tr>
-      <w:tr>
-        <w:trPr>
-          <w:cantSplit/>
-        </w:trPr>
-        <w:tc>
-          <w:tcPr>
-            <w:tcW w:type="dxa" w:w="907"/>
-            <w:vAlign w:val="center"/>
-          </w:tcPr>
-          <w:p>
-            <w:pPr>
-              <w:keepNext w:val="0"/>
-              <w:spacing w:after="60" w:line="264" w:lineRule="auto"/>
-            </w:pPr>
-            <w:r>
-              <w:rPr>
-                <w:sz w:val="19"/>
-              </w:rPr>
-              <w:t>中国香港</w:t>
-            </w:r>
-          </w:p>
-        </w:tc>
-        <w:tc>
-          <w:tcPr>
-            <w:tcW w:type="dxa" w:w="2098"/>
-            <w:vAlign w:val="center"/>
-          </w:tcPr>
-          <w:p>
-            <w:r/>
-            <w:hyperlink r:id="rId16">
-              <w:r>
-                <w:rPr>
-                  <w:rFonts w:ascii="Arial Unicode MS" w:hAnsi="Arial Unicode MS" w:eastAsia="Arial Unicode MS"/>
-                  <w:color w:val="155E82"/>
-                  <w:u w:val="single"/>
-                </w:rPr>
-                <w:t>中国香港统计处Trade-IDDS</w:t>
-              </w:r>
-            </w:hyperlink>
-          </w:p>
-        </w:tc>
-        <w:tc>
-          <w:tcPr>
-            <w:tcW w:type="dxa" w:w="4082"/>
-            <w:vAlign w:val="center"/>
-          </w:tcPr>
-          <w:p>
-            <w:r/>
-            <w:hyperlink r:id="rId19">
-              <w:r>
-                <w:rPr>
-                  <w:rFonts w:ascii="Arial Unicode MS" w:hAnsi="Arial Unicode MS" w:eastAsia="Arial Unicode MS"/>
-                  <w:color w:val="155E82"/>
-                  <w:u w:val="single"/>
-                </w:rPr>
-                <w:t>UN Comtrade</w:t>
-              </w:r>
-            </w:hyperlink>
-            <w:r>
-              <w:t>。待解决API访问条件并核对细分商品数量单位</w:t>
-            </w:r>
-          </w:p>
-        </w:tc>
-        <w:tc>
-          <w:tcPr>
-            <w:tcW w:type="dxa" w:w="2551"/>
-            <w:vAlign w:val="center"/>
-          </w:tcPr>
-          <w:p>
-            <w:pPr>
-              <w:keepNext w:val="0"/>
-              <w:spacing w:after="60" w:line="264" w:lineRule="auto"/>
-            </w:pPr>
-            <w:r>
-              <w:rPr>
-                <w:sz w:val="19"/>
-              </w:rPr>
-              <w:t>每日09:00；明确发布日起每6小时查48小时。</w:t>
-            </w:r>
-          </w:p>
-        </w:tc>
-      </w:tr>
-      <w:tr>
-        <w:trPr>
-          <w:cantSplit/>
-        </w:trPr>
-        <w:tc>
-          <w:tcPr>
-            <w:tcW w:type="dxa" w:w="907"/>
-            <w:vAlign w:val="center"/>
-          </w:tcPr>
-          <w:p>
-            <w:pPr>
-              <w:keepNext w:val="0"/>
-              <w:spacing w:after="60" w:line="264" w:lineRule="auto"/>
-            </w:pPr>
-            <w:r>
-              <w:rPr>
-                <w:sz w:val="19"/>
-              </w:rPr>
-              <w:t>新加坡</w:t>
-            </w:r>
-          </w:p>
-        </w:tc>
-        <w:tc>
-          <w:tcPr>
-            <w:tcW w:type="dxa" w:w="2098"/>
-            <w:vAlign w:val="center"/>
-          </w:tcPr>
-          <w:p>
-            <w:r/>
-            <w:hyperlink r:id="rId17">
-              <w:r>
-                <w:rPr>
-                  <w:rFonts w:ascii="Arial Unicode MS" w:hAnsi="Arial Unicode MS" w:eastAsia="Arial Unicode MS"/>
-                  <w:color w:val="155E82"/>
-                  <w:u w:val="single"/>
-                </w:rPr>
-                <w:t>新加坡SingStat</w:t>
-              </w:r>
-            </w:hyperlink>
-          </w:p>
-        </w:tc>
-        <w:tc>
-          <w:tcPr>
-            <w:tcW w:type="dxa" w:w="4082"/>
-            <w:vAlign w:val="center"/>
-          </w:tcPr>
-          <w:p>
-            <w:r/>
-            <w:hyperlink r:id="rId19">
-              <w:r>
-                <w:rPr>
-                  <w:rFonts w:ascii="Arial Unicode MS" w:hAnsi="Arial Unicode MS" w:eastAsia="Arial Unicode MS"/>
-                  <w:color w:val="155E82"/>
-                  <w:u w:val="single"/>
-                </w:rPr>
-                <w:t>UN Comtrade</w:t>
-              </w:r>
-            </w:hyperlink>
-            <w:r>
-              <w:t>。待确认免费接续平台黄金重量及全部伙伴覆盖</w:t>
-            </w:r>
-          </w:p>
-        </w:tc>
-        <w:tc>
-          <w:tcPr>
-            <w:tcW w:type="dxa" w:w="2551"/>
-            <w:vAlign w:val="center"/>
-          </w:tcPr>
-          <w:p>
-            <w:pPr>
-              <w:keepNext w:val="0"/>
-              <w:spacing w:after="60" w:line="264" w:lineRule="auto"/>
-            </w:pPr>
-            <w:r>
-              <w:rPr>
-                <w:sz w:val="19"/>
-              </w:rPr>
-              <w:t>每日09:00；明确发布日起每6小时查48小时。</w:t>
-            </w:r>
-          </w:p>
-        </w:tc>
-      </w:tr>
-      <w:tr>
-        <w:trPr>
-          <w:cantSplit/>
-        </w:trPr>
-        <w:tc>
-          <w:tcPr>
-            <w:tcW w:type="dxa" w:w="907"/>
-            <w:vAlign w:val="center"/>
-          </w:tcPr>
-          <w:p>
-            <w:pPr>
-              <w:keepNext w:val="0"/>
-              <w:spacing w:after="60" w:line="264" w:lineRule="auto"/>
-            </w:pPr>
-            <w:r>
-              <w:rPr>
-                <w:sz w:val="19"/>
-              </w:rPr>
-              <w:t>阿联酋</w:t>
-            </w:r>
-          </w:p>
-        </w:tc>
-        <w:tc>
-          <w:tcPr>
-            <w:tcW w:type="dxa" w:w="2098"/>
-            <w:vAlign w:val="center"/>
-          </w:tcPr>
-          <w:p>
-            <w:r/>
-            <w:hyperlink r:id="rId18">
-              <w:r>
-                <w:rPr>
-                  <w:rFonts w:ascii="Arial Unicode MS" w:hAnsi="Arial Unicode MS" w:eastAsia="Arial Unicode MS"/>
-                  <w:color w:val="155E82"/>
-                  <w:u w:val="single"/>
-                </w:rPr>
-                <w:t>阿联酋FCSC</w:t>
-              </w:r>
-            </w:hyperlink>
-          </w:p>
-        </w:tc>
-        <w:tc>
-          <w:tcPr>
-            <w:tcW w:type="dxa" w:w="4082"/>
-            <w:vAlign w:val="center"/>
-          </w:tcPr>
-          <w:p>
-            <w:r/>
-            <w:hyperlink r:id="rId19">
-              <w:r>
-                <w:rPr>
-                  <w:rFonts w:ascii="Arial Unicode MS" w:hAnsi="Arial Unicode MS" w:eastAsia="Arial Unicode MS"/>
-                  <w:color w:val="155E82"/>
-                  <w:u w:val="single"/>
-                </w:rPr>
-                <w:t>UN Comtrade</w:t>
-              </w:r>
-            </w:hyperlink>
-            <w:r>
-              <w:t>。待确认全国黄金月度净重及完整伙伴覆盖</w:t>
-            </w:r>
-          </w:p>
-        </w:tc>
-        <w:tc>
-          <w:tcPr>
-            <w:tcW w:type="dxa" w:w="2551"/>
-            <w:vAlign w:val="center"/>
-          </w:tcPr>
-          <w:p>
-            <w:pPr>
-              <w:keepNext w:val="0"/>
-              <w:spacing w:after="60" w:line="264" w:lineRule="auto"/>
-            </w:pPr>
-            <w:r>
-              <w:rPr>
-                <w:sz w:val="19"/>
-              </w:rPr>
-              <w:t>每日09:00；明确发布日起每6小时查48小时。</w:t>
-            </w:r>
-          </w:p>
-        </w:tc>
-      </w:tr>
-    </w:tbl>
-    <w:p>
-      <w:pPr>
-        <w:spacing w:after="20"/>
-      </w:pPr>
-      <w:r/>
-    </w:p>
-    <w:p>
       <w:r>
-        <w:t>来源按月发布，各市场时间不同。每次回查近3个月，每月回查18个月修订。每个市场只有一个当前执行源；表中优先源通过验收后，统一替换该市场所有依赖板块及历史比较期。未通过前继续使用当前执行源，并标真实观测月，不跨源补缺。</w:t>
+        <w:t>报告枢纽完整出口目的地明细、世界出口总量及上月对应明细。与黄金罗盘共用一次取数。 范围为非货币黄金710811、710812、710813；当前使用HS7108，不含710820货币黄金，不代表首饰、废料等全部黄金。保存月份、净重、单位、金额币种、估算及修订状态；重量统一为吨。</w:t>
       </w:r>
     </w:p>
     <w:p>
       <w:r>
-        <w:t>美国Census数据免费，API需申请并激活免费密钥。其他待接入官方门户的完整黄金重量和导出方式须实取确认；公开入口不等于已经可抓取完整明细。</w:t>
+        <w:rPr>
+          <w:b/>
+        </w:rPr>
+        <w:t>指定来源：</w:t>
+      </w:r>
+      <w:r>
+        <w:t>本版本全部使用UN Comtrade，覆盖瑞士、英国、美国、中国香港、新加坡、阿联酋。同一市场的进口、出口、伙伴明细及比较期均使用同一个源。</w:t>
       </w:r>
     </w:p>
     <w:p>
       <w:r>
-        <w:t>新加坡使用免费SingStat作为优先验证渠道；StatLink将于2027年1月1日停用，不新增长期依赖。</w:t>
+        <w:t xml:space="preserve">取数入口 </w:t>
+      </w:r>
+      <w:hyperlink r:id="rId13">
+        <w:r>
+          <w:rPr>
+            <w:rFonts w:ascii="Arial Unicode MS" w:hAnsi="Arial Unicode MS" w:eastAsia="Arial Unicode MS"/>
+            <w:color w:val="155E82"/>
+            <w:u w:val="single"/>
+          </w:rPr>
+          <w:t>UN Comtrade说明</w:t>
+        </w:r>
+      </w:hyperlink>
+      <w:r>
+        <w:t>；</w:t>
+      </w:r>
+      <w:hyperlink r:id="rId14">
+        <w:r>
+          <w:rPr>
+            <w:rFonts w:ascii="Arial Unicode MS" w:hAnsi="Arial Unicode MS" w:eastAsia="Arial Unicode MS"/>
+            <w:color w:val="155E82"/>
+            <w:u w:val="single"/>
+          </w:rPr>
+          <w:t>公开月度查询API</w:t>
+        </w:r>
+      </w:hyperlink>
+      <w:r>
+        <w:t>；</w:t>
+      </w:r>
+      <w:hyperlink r:id="rId15">
+        <w:r>
+          <w:rPr>
+            <w:rFonts w:ascii="Arial Unicode MS" w:hAnsi="Arial Unicode MS" w:eastAsia="Arial Unicode MS"/>
+            <w:color w:val="155E82"/>
+            <w:u w:val="single"/>
+          </w:rPr>
+          <w:t>已发布月份查询</w:t>
+        </w:r>
+      </w:hyperlink>
+    </w:p>
+    <w:p>
+      <w:r>
+        <w:t>查询时选择月度、该报告市场、商品7108、进口或出口。总量选择世界伙伴；航线选择全部目的地。以净重作为重量依据，不用金额除金价补吨数。必须核验全部分页，不能把预览结果当完整数据。</w:t>
+      </w:r>
+    </w:p>
+    <w:p>
+      <w:r>
+        <w:rPr>
+          <w:b/>
+        </w:rPr>
+        <w:t>来源周期与抓取频次：</w:t>
+      </w:r>
+      <w:r>
+        <w:t>来源按月发布，各市场报送时间不同；每天北京时间09:00查发布记录。已知发布日起每6小时查一次，持续48小时后恢复每日。新期或修订时取完整明细；每次回查近3个月，每月首日09:00回查近18个月修订。</w:t>
+      </w:r>
+    </w:p>
+    <w:p>
+      <w:r>
+        <w:t>国家直接来源尚未通过完整重量或访问验证，不作为本版本实施来源；后续换源须完成对账并同步所有依赖板块。</w:t>
       </w:r>
     </w:p>
     <w:p>
@@ -2488,7 +1012,7 @@
             </w:r>
           </w:p>
           <w:p>
-            <w:hyperlink r:id="rId30">
+            <w:hyperlink r:id="rId21">
               <w:r>
                 <w:rPr>
                   <w:rFonts w:ascii="Arial Unicode MS" w:hAnsi="Arial Unicode MS" w:eastAsia="Arial Unicode MS"/>
@@ -2500,7 +1024,7 @@
             </w:hyperlink>
           </w:p>
           <w:p>
-            <w:hyperlink r:id="rId31">
+            <w:hyperlink r:id="rId22">
               <w:r>
                 <w:rPr>
                   <w:rFonts w:ascii="Arial Unicode MS" w:hAnsi="Arial Unicode MS" w:eastAsia="Arial Unicode MS"/>
@@ -2526,7 +1050,7 @@
               <w:rPr>
                 <w:sz w:val="19"/>
               </w:rPr>
-              <w:t xml:space="preserve">7108.1200与控制代码911至914，重量千克；按来源国，不等于矿山原产地。 月度，可修订。公开CSV可直接下载，无需付费或账户。 </w:t>
+              <w:t>7108.1200与控制代码911至914，重量千克；按来源国，不等于矿山原产地。 来源周期：月度，可修订。公开CSV可直接下载，无需付费或账户。</w:t>
             </w:r>
           </w:p>
         </w:tc>
@@ -2575,14 +1099,21 @@
                   <w:color w:val="155E82"/>
                   <w:u w:val="single"/>
                 </w:rPr>
-                <w:t>瑞士SwissImpex</w:t>
+                <w:t>UN Comtrade</w:t>
               </w:r>
             </w:hyperlink>
           </w:p>
           <w:p>
-            <w:r>
-              <w:t>当前demo：UN Comtrade</w:t>
-            </w:r>
+            <w:hyperlink r:id="rId14">
+              <w:r>
+                <w:rPr>
+                  <w:rFonts w:ascii="Arial Unicode MS" w:hAnsi="Arial Unicode MS" w:eastAsia="Arial Unicode MS"/>
+                  <w:color w:val="155E82"/>
+                  <w:u w:val="single"/>
+                </w:rPr>
+                <w:t>实际公开取数地址</w:t>
+              </w:r>
+            </w:hyperlink>
           </w:p>
         </w:tc>
         <w:tc>
@@ -2599,7 +1130,7 @@
               <w:rPr>
                 <w:sz w:val="19"/>
               </w:rPr>
-              <w:t>非货币黄金710811、710812、710813及对应本地细分码，完整出口目的地与净重。 月度。官方公开查询入口；完整出口净重与导出方式须实取验证。 SwissImpex同口径完整出口尚未验证，当前保留Comtrade HS7108。</w:t>
+              <w:t>非货币黄金710811、710812、710813及对应本地细分码，完整出口目的地与净重。 来源周期：月度，各报告市场报送及修订时间不同。免费公开查询；预览最多500条且有限流，必须核验完整性。</w:t>
             </w:r>
           </w:p>
         </w:tc>
@@ -2630,9 +1161,6 @@
       <w:r/>
     </w:p>
     <w:p>
-      <w:r/>
-    </w:p>
-    <w:p>
       <w:r>
         <w:rPr>
           <w:b/>
@@ -2640,7 +1168,18 @@
         <w:t>抓取补充：</w:t>
       </w:r>
       <w:r>
-        <w:t>进口CSV按7108.1200控制代码911至914筛选，保存来源国、净重、月份、暂定状态；只保留必要月度子集，不每天保存全部大文件。出口取完整目的地与世界总量；SwissImpex通过验证前执行Comtrade。来源地角色是分析分类，不证明每批黄金的矿山产地。BAZG公开CSV直接抓取，不增加许可前置条件。</w:t>
+        <w:t>进口CSV按7108.1200控制代码911至914筛选，保存来源国、净重、月份、暂定状态；按完整55个来源地汇总，不能只用排名前10个计算分类占比；55为本次观测，后续数量随源变化。只保留必要月度子集，不每天保存全部大文件。出口指定Comtrade，取完整目的地与世界总量。来源地角色是分析分类，不证明每批黄金的矿山产地。BAZG公开CSV直接抓取，不增加许可前置条件。</w:t>
+      </w:r>
+    </w:p>
+    <w:p>
+      <w:r>
+        <w:rPr>
+          <w:b/>
+        </w:rPr>
+        <w:t>分类与当前状态：</w:t>
+      </w:r>
+      <w:r>
+        <w:t>矿产供应地分类为阿根廷、澳大利亚、智利、加纳、科特迪瓦、吉尔吉斯斯坦、秘鲁；金融及转口为意大利、阿联酋、美国，其他列为其余来源。分类是项目分析标签，不是矿产黄金控制代码。进口与出口最新均为2026年8月；进口暂定值以官方修订为准。</w:t>
       </w:r>
     </w:p>
     <w:p>
@@ -2798,7 +1337,7 @@
             </w:r>
           </w:p>
           <w:p>
-            <w:hyperlink r:id="rId21">
+            <w:hyperlink r:id="rId16">
               <w:r>
                 <w:rPr>
                   <w:rFonts w:ascii="Arial Unicode MS" w:hAnsi="Arial Unicode MS" w:eastAsia="Arial Unicode MS"/>
@@ -2824,7 +1363,7 @@
               <w:rPr>
                 <w:sz w:val="19"/>
               </w:rPr>
-              <w:t xml:space="preserve">全伦敦专业金库与英格兰银行月末黄金持有量；不以英格兰银行子集替代。 每月第5个工作日公布上月末库存。公开工作簿；需标明来源。 </w:t>
+              <w:t>全伦敦专业金库与英格兰银行月末黄金持有量；不以英格兰银行子集替代。 来源周期：每月第5个工作日公布上月末库存。公开工作簿；需标明来源。</w:t>
             </w:r>
           </w:p>
         </w:tc>
@@ -2866,7 +1405,7 @@
             </w:r>
           </w:p>
           <w:p>
-            <w:hyperlink r:id="rId32">
+            <w:hyperlink r:id="rId23">
               <w:r>
                 <w:rPr>
                   <w:rFonts w:ascii="Arial Unicode MS" w:hAnsi="Arial Unicode MS" w:eastAsia="Arial Unicode MS"/>
@@ -2878,7 +1417,7 @@
             </w:hyperlink>
           </w:p>
           <w:p>
-            <w:hyperlink r:id="rId33">
+            <w:hyperlink r:id="rId24">
               <w:r>
                 <w:rPr>
                   <w:rFonts w:ascii="Arial Unicode MS" w:hAnsi="Arial Unicode MS" w:eastAsia="Arial Unicode MS"/>
@@ -2904,7 +1443,7 @@
               <w:rPr>
                 <w:sz w:val="19"/>
               </w:rPr>
-              <w:t>Registered、Eligible、总量与活动日；Pledged已含在Registered中。 通常按美国营业日更新，以表内活动日为准。公开库存报告；当前下载失败，保留历史存档并继续正常重试。 当前最新表下载未成功，demo为2026年7月存档，不参与当前趋势。</w:t>
+              <w:t>Registered、Eligible、总量与活动日；Pledged已含在Registered中。 来源周期：通常按美国营业日更新，以表内活动日为准。当前最新表下载未成功，demo为2026年7月存档，不参与当前趋势。</w:t>
             </w:r>
           </w:p>
         </w:tc>
@@ -2946,7 +1485,7 @@
             </w:r>
           </w:p>
           <w:p>
-            <w:hyperlink r:id="rId34">
+            <w:hyperlink r:id="rId25">
               <w:r>
                 <w:rPr>
                   <w:rFonts w:ascii="Arial Unicode MS" w:hAnsi="Arial Unicode MS" w:eastAsia="Arial Unicode MS"/>
@@ -2972,7 +1511,7 @@
               <w:rPr>
                 <w:sz w:val="19"/>
               </w:rPr>
-              <w:t xml:space="preserve">月报黄金出库量、交割量及上月值；不是总库存或终端消费。 月度，具体发布日期以目录为准。公开月报PDF；需标明来源。 </w:t>
+              <w:t>月报黄金出库量、交割量及上月值；不是总库存或终端消费。 来源周期：月度，具体发布日期以目录为准。公开月报PDF；需标明来源。</w:t>
             </w:r>
           </w:p>
         </w:tc>
@@ -3003,17 +1542,98 @@
       <w:r/>
     </w:p>
     <w:p>
-      <w:r/>
+      <w:r>
+        <w:rPr>
+          <w:b/>
+        </w:rPr>
+        <w:t>抓取内容：</w:t>
+      </w:r>
+      <w:r>
+        <w:t>多市场解读复用第03板块完整月度出口明细、世界总量及上月值。无需重复下载，校验后重算解读。 范围为非货币黄金710811、710812、710813；当前使用HS7108，不含710820货币黄金，不代表首饰、废料等全部黄金。保存月份、净重、单位、金额币种、估算及修订状态；重量统一为吨。</w:t>
+      </w:r>
     </w:p>
     <w:p>
       <w:r>
         <w:rPr>
           <w:b/>
         </w:rPr>
-        <w:t>报关来源与频次：</w:t>
+        <w:t>指定来源：</w:t>
       </w:r>
       <w:r>
-        <w:t>多市场解读中的报关复用第03板块六枢纽数据。当前执行Comtrade；优先接入依次对应瑞士SwissImpex、英国HMRC、美国Census、中国香港Trade-IDDS、新加坡SingStat、阿联酋FCSC，均通过验证后一起切换。取完整月度出口明细及世界总量；每日09:00查，明确发布日起每6小时查48小时，校验后重算解读，无需再次下载。</w:t>
+        <w:t>本版本全部使用UN Comtrade，覆盖瑞士、英国、美国、中国香港、新加坡、阿联酋。同一市场的进口、出口、伙伴明细及比较期均使用同一个源。</w:t>
+      </w:r>
+    </w:p>
+    <w:p>
+      <w:r>
+        <w:t xml:space="preserve">取数入口 </w:t>
+      </w:r>
+      <w:hyperlink r:id="rId13">
+        <w:r>
+          <w:rPr>
+            <w:rFonts w:ascii="Arial Unicode MS" w:hAnsi="Arial Unicode MS" w:eastAsia="Arial Unicode MS"/>
+            <w:color w:val="155E82"/>
+            <w:u w:val="single"/>
+          </w:rPr>
+          <w:t>UN Comtrade说明</w:t>
+        </w:r>
+      </w:hyperlink>
+      <w:r>
+        <w:t>；</w:t>
+      </w:r>
+      <w:hyperlink r:id="rId14">
+        <w:r>
+          <w:rPr>
+            <w:rFonts w:ascii="Arial Unicode MS" w:hAnsi="Arial Unicode MS" w:eastAsia="Arial Unicode MS"/>
+            <w:color w:val="155E82"/>
+            <w:u w:val="single"/>
+          </w:rPr>
+          <w:t>公开月度查询API</w:t>
+        </w:r>
+      </w:hyperlink>
+      <w:r>
+        <w:t>；</w:t>
+      </w:r>
+      <w:hyperlink r:id="rId15">
+        <w:r>
+          <w:rPr>
+            <w:rFonts w:ascii="Arial Unicode MS" w:hAnsi="Arial Unicode MS" w:eastAsia="Arial Unicode MS"/>
+            <w:color w:val="155E82"/>
+            <w:u w:val="single"/>
+          </w:rPr>
+          <w:t>已发布月份查询</w:t>
+        </w:r>
+      </w:hyperlink>
+    </w:p>
+    <w:p>
+      <w:r>
+        <w:t>查询时选择月度、该报告市场、商品7108、进口或出口。总量选择世界伙伴；航线选择全部目的地。以净重作为重量依据，不用金额除金价补吨数。必须核验全部分页，不能把预览结果当完整数据。</w:t>
+      </w:r>
+    </w:p>
+    <w:p>
+      <w:r>
+        <w:rPr>
+          <w:b/>
+        </w:rPr>
+        <w:t>来源周期与抓取频次：</w:t>
+      </w:r>
+      <w:r>
+        <w:t>来源按月发布，各市场报送时间不同；每天北京时间09:00查发布记录。已知发布日起每6小时查一次，持续48小时后恢复每日。新期或修订时取完整明细；每次回查近3个月，每月首日09:00回查近18个月修订。</w:t>
+      </w:r>
+    </w:p>
+    <w:p>
+      <w:r>
+        <w:t>国家直接来源尚未通过完整重量或访问验证，不作为本版本实施来源；后续换源须完成对账并同步所有依赖板块。</w:t>
+      </w:r>
+    </w:p>
+    <w:p>
+      <w:r>
+        <w:rPr>
+          <w:b/>
+        </w:rPr>
+        <w:t>当前核实状态：</w:t>
+      </w:r>
+      <w:r>
+        <w:t>伦敦库存及上海出库、交割最新均为2026年9月，未发现新报告或数值修订。COMEX官方最新表两次下载连接超时，无法确认最新活动日；现有2026年7月30日报表仅作历史存档。</w:t>
       </w:r>
     </w:p>
     <w:p>
@@ -3041,7 +1661,6 @@
     <w:p>
       <w:pPr>
         <w:pStyle w:val="3"/>
-        <w:pageBreakBefore/>
       </w:pPr>
       <w:r>
         <w:t>06 金价温差</w:t>
@@ -3172,7 +1791,7 @@
             </w:r>
           </w:p>
           <w:p>
-            <w:hyperlink r:id="rId22">
+            <w:hyperlink r:id="rId17">
               <w:r>
                 <w:rPr>
                   <w:rFonts w:ascii="Arial Unicode MS" w:hAnsi="Arial Unicode MS" w:eastAsia="Arial Unicode MS"/>
@@ -3198,7 +1817,7 @@
               <w:rPr>
                 <w:sz w:val="19"/>
               </w:rPr>
-              <w:t xml:space="preserve">Au99.99收盘价，人民币每克，取实际交易日。 中国交易日。公开日行情；需标明来源。 </w:t>
+              <w:t>Au99.99收盘价，人民币每克，取实际交易日。 来源周期：中国交易日。公开日行情；需标明来源。</w:t>
             </w:r>
           </w:p>
         </w:tc>
@@ -3240,7 +1859,7 @@
             </w:r>
           </w:p>
           <w:p>
-            <w:hyperlink r:id="rId23">
+            <w:hyperlink r:id="rId18">
               <w:r>
                 <w:rPr>
                   <w:rFonts w:ascii="Arial Unicode MS" w:hAnsi="Arial Unicode MS" w:eastAsia="Arial Unicode MS"/>
@@ -3248,18 +1867,6 @@
                   <w:u w:val="single"/>
                 </w:rPr>
                 <w:t>LBMA Gold Price PM公开JSON</w:t>
-              </w:r>
-            </w:hyperlink>
-          </w:p>
-          <w:p>
-            <w:hyperlink r:id="rId23">
-              <w:r>
-                <w:rPr>
-                  <w:rFonts w:ascii="Arial Unicode MS" w:hAnsi="Arial Unicode MS" w:eastAsia="Arial Unicode MS"/>
-                  <w:color w:val="155E82"/>
-                  <w:u w:val="single"/>
-                </w:rPr>
-                <w:t>实际公开取数地址</w:t>
               </w:r>
             </w:hyperlink>
           </w:p>
@@ -3278,7 +1885,7 @@
               <w:rPr>
                 <w:sz w:val="19"/>
               </w:rPr>
-              <w:t>LBMA Gold Price PM，美元每金衡盎司；目前仅历史观察，不能出当前溢价结论。 英国交易日；公开接口实际更新延迟须抓取验证。既有历史快照来自此公开入口；2026年10月10日实测HTTP 403，当前未取到新数据。保留检查和重试，不视为已可持续抓取。 公开JSON实测HTTP 403；尚未验证可持续获取最新同口径PM价格，保留历史观察。</w:t>
+              <w:t>LBMA Gold Price PM，美元每金衡盎司；目前仅历史观察，不能出当前溢价结论。 来源周期：英国交易日；公开接口实际更新延迟须抓取验证。公开JSON实测HTTP 403；尚未验证可持续获取最新同口径PM价格，保留历史观察。</w:t>
             </w:r>
           </w:p>
         </w:tc>
@@ -3320,7 +1927,7 @@
             </w:r>
           </w:p>
           <w:p>
-            <w:hyperlink r:id="rId24">
+            <w:hyperlink r:id="rId19">
               <w:r>
                 <w:rPr>
                   <w:rFonts w:ascii="Arial Unicode MS" w:hAnsi="Arial Unicode MS" w:eastAsia="Arial Unicode MS"/>
@@ -3332,7 +1939,7 @@
             </w:hyperlink>
           </w:p>
           <w:p>
-            <w:hyperlink r:id="rId25">
+            <w:hyperlink r:id="rId20">
               <w:r>
                 <w:rPr>
                   <w:rFonts w:ascii="Arial Unicode MS" w:hAnsi="Arial Unicode MS" w:eastAsia="Arial Unicode MS"/>
@@ -3358,7 +1965,7 @@
               <w:rPr>
                 <w:sz w:val="19"/>
               </w:rPr>
-              <w:t xml:space="preserve">同日欧元兑人民币除以欧元兑美元，三源共同自然日期齐全才更新温差。 TARGET工作日，通常欧洲中部时间16:00。公开免费XML；是参考汇率，不是实时成交价。 </w:t>
+              <w:t>同日欧元兑人民币除以欧元兑美元，三源共同自然日期齐全才更新温差。 来源周期：TARGET工作日，通常欧洲中部时间16:00。公开免费XML；是参考汇率，不是实时成交价。</w:t>
             </w:r>
           </w:p>
         </w:tc>
@@ -3389,7 +1996,15 @@
       <w:r/>
     </w:p>
     <w:p>
-      <w:r/>
+      <w:r>
+        <w:rPr>
+          <w:b/>
+        </w:rPr>
+        <w:t>当前核实状态：</w:t>
+      </w:r>
+      <w:r>
+        <w:t>上海Au99.99收盘价与ECB汇率已核实并保存至2026年10月9日；伦敦公开历史入口以及官网当前today、limited PM入口均返回403。同日价差保留2026年9月28日历史观察，不将两个新输入与旧伦敦价格混算。页面同时显示三个输入的各自日期和更新状态。</w:t>
+      </w:r>
     </w:p>
     <w:p>
       <w:r>
@@ -3448,10 +2063,21 @@
         <w:rPr>
           <w:b/>
         </w:rPr>
-        <w:t>来源验收：</w:t>
+        <w:t>后续换源验收：</w:t>
       </w:r>
       <w:r>
-        <w:t>各国优先主源实取完整黄金重量、单位及伙伴表，检查分页、世界总量、金额币种、零值、估算和保密，至少3个重叠月份与现源对账并解释差异。尚未实际取到完整数据不认定完成；版权和许可不作为本阶段接入前置条件。来源方案、demo实际出处和本文对应，统一维护source-policy.json；切换须更新全部依赖板块和比较历史，不能只改网址。</w:t>
+        <w:t>各国直接源实取完整黄金重量、单位及伙伴表，检查分页、世界总量、金额币种、零值、估算和保密，至少3个重叠月份与现源对账并解释差异。尚未实际取到完整数据不认定完成；版权和许可不作为本阶段接入前置条件。本版本实施源、demo实际出处和本文对应，统一维护source-policy.json；候选来源仅保存在评估记录中，不作为本次必选接口；切换须更新全部依赖板块和比较历史，不能只改网址。</w:t>
+      </w:r>
+    </w:p>
+    <w:p>
+      <w:r>
+        <w:rPr>
+          <w:b/>
+        </w:rPr>
+        <w:t>上线边界：</w:t>
+      </w:r>
+      <w:r>
+        <w:t>六个板块均交付；伦敦PM和COMEX必须实现历史、缺失和失败提示。只有最新取数成功、校验通过才启用其当前趋势。若上线目标要求这两项也提供最新结论，需先解决抓取失败并完成实测，不能以历史快照验收为全部最新。</w:t>
       </w:r>
     </w:p>
     <w:p>

--- a/docs/全球黄金迁徙地图上线需求.docx
+++ b/docs/全球黄金迁徙地图上线需求.docx
@@ -60,7 +60,7 @@
     </w:p>
     <w:p>
       <w:r>
-        <w:t>当前demo是固定快照，尚无自动定时任务。下文频次是技术需要实现的安排，默认北京时间，注明当地时间的按当地工作日和夏令时执行。各卡片标真实观测期；历史数据不参与当前趋势。当前demo未接AI，上线不强制采用；可选AI仅润色规则先得出的结论。页面、列表、地图、筛选和文案统一使用中国台湾。</w:t>
+        <w:t>当前demo是固定快照，尚无自动定时任务。下文频次是技术需要实现的安排，默认北京时间，注明当地时间的按当地工作日和夏令时执行。各卡片标真实观测期；历史数据不参与当前趋势。当前demo未接AI，上线不强制采用；可选AI仅润色规则先得出的结论。</w:t>
       </w:r>
     </w:p>
     <w:p>
@@ -582,7 +582,7 @@
         <w:t>可选AI提示词：</w:t>
       </w:r>
       <w:r>
-        <w:t>根据已确认的报关方向、流量变化、库存变化及价差状态分别写短句，可写东向仍占优但流量放缓。保留各自日期，历史价差仅描述当时状态，不判断当前，不将库存或价差当作跨境迁移证明。 只润色已确认结论，不计算、补数据或编造因果。数字另行展示，地区名称统一为中国台湾。</w:t>
+        <w:t>根据已确认的报关方向、流量变化、库存变化及价差状态分别写短句，可写东向仍占优但流量放缓。保留各自日期，历史价差仅描述当时状态，不判断当前，不将库存或价差当作跨境迁移证明。 只润色已确认结论，不计算、补数据或编造因果。数字另行展示。</w:t>
       </w:r>
     </w:p>
     <w:p>
@@ -729,7 +729,7 @@
         <w:t>可选AI提示词：</w:t>
       </w:r>
       <w:r>
-        <w:t>根据已确认的净流入或净流出及与上月变化，写一句净流入扩大、净流出收窄或转为净流入。上月不完整只写本期状态，不把净进口等同于投资需求。 只润色已确认结论，不计算、补数据或编造因果。数字另行展示，地区名称统一为中国台湾。</w:t>
+        <w:t>根据已确认的净流入或净流出及与上月变化，写一句净流入扩大、净流出收窄或转为净流入。上月不完整只写本期状态，不把净进口等同于投资需求。 只润色已确认结论，不计算、补数据或编造因果。数字另行展示。</w:t>
       </w:r>
     </w:p>
     <w:p>
@@ -843,7 +843,7 @@
         <w:t>方向分组：</w:t>
       </w:r>
       <w:r>
-        <w:t>西方枢纽为瑞士、英国、美国；东方枢纽为中国香港、新加坡、阿联酋。东向目的地为孟加拉国、中国内地、中国香港、印尼、日本、韩国、马来西亚、其他亚洲地区（来源代码490）、巴基斯坦、印度、新加坡、越南、泰国。西向目的地为澳大利亚、奥地利、比利时、加拿大、法国、德国、意大利、荷兰、波兰、西班牙、瑞典、瑞士、英国、美国。按demo项目分组，前后期固定；代码490合并范围不当作中国台湾单独值。</w:t>
+        <w:t>西方枢纽为瑞士、英国、美国；东方枢纽为中国香港、新加坡、阿联酋。东向目的地为孟加拉国、中国内地、中国香港、印尼、日本、韩国、马来西亚、其他亚洲地区（来源代码490）、巴基斯坦、印度、新加坡、越南、泰国。西向目的地为澳大利亚、奥地利、比利时、加拿大、法国、德国、意大利、荷兰、波兰、西班牙、瑞典、瑞士、英国、美国。按demo项目分组，前后期固定；代码490按来源的合并范围处理，不拆分为单一地区值。</w:t>
       </w:r>
     </w:p>
     <w:p>
@@ -876,7 +876,7 @@
         <w:t>可选AI提示词：</w:t>
       </w:r>
       <w:r>
-        <w:t>根据已确认的主要目的地区域及相邻月份份额变化写一句路线判断。只有本期只写主要去向，可比才写重心转移；限定监测报关路线，不写全球黄金全面迁移。 只润色已确认结论，不计算、补数据或编造因果。数字另行展示，地区名称统一为中国台湾。</w:t>
+        <w:t>根据已确认的主要目的地区域及相邻月份份额变化写一句路线判断。只有本期只写主要去向，可比才写重心转移；限定监测报关路线，不写全球黄金全面迁移。 只润色已确认结论，不计算、补数据或编造因果。数字另行展示。</w:t>
       </w:r>
     </w:p>
     <w:p>
@@ -1201,7 +1201,7 @@
         <w:t>可选AI提示词：</w:t>
       </w:r>
       <w:r>
-        <w:t>分别概括瑞士进口主要来源和出口主要去向；只有可比份额变化才写倾斜或转移。保留两侧日期和范围，不把来源地角色当矿山产地，不以差额推库存。 只润色已确认结论，不计算、补数据或编造因果。数字另行展示，地区名称统一为中国台湾。</w:t>
+        <w:t>分别概括瑞士进口主要来源和出口主要去向；只有可比份额变化才写倾斜或转移。保留两侧日期和范围，不把来源地角色当矿山产地，不以差额推库存。 只润色已确认结论，不计算、补数据或编造因果。数字另行展示。</w:t>
       </w:r>
     </w:p>
     <w:p>
@@ -1655,7 +1655,7 @@
         <w:t>可选AI提示词：</w:t>
       </w:r>
       <w:r>
-        <w:t>分别描述已经确认的伦敦库存、COMEX库存、上海出库及监测报关变化。保留日期和指标含义，历史存档不参与当前趋势，不将不同指标相加或编造迁移因果。 只润色已确认结论，不计算、补数据或编造因果。数字另行展示，地区名称统一为中国台湾。</w:t>
+        <w:t>分别描述已经确认的伦敦库存、COMEX库存、上海出库及监测报关变化。保留日期和指标含义，历史存档不参与当前趋势，不将不同指标相加或编造迁移因果。 只润色已确认结论，不计算、补数据或编造因果。数字另行展示。</w:t>
       </w:r>
     </w:p>
     <w:p>
@@ -2047,7 +2047,7 @@
         <w:t>可选AI提示词：</w:t>
       </w:r>
       <w:r>
-        <w:t>根据同日已确认溢价或折价及上一共同日期变化写短句，优先上海溢价扩大、溢价收窄或转为折价。历史日期仅描述当时状态，不写当前结论，不解释为可实现运输套利。 只润色已确认结论，不计算、补数据或编造因果。数字另行展示，地区名称统一为中国台湾。</w:t>
+        <w:t>根据同日已确认溢价或折价及上一共同日期变化写短句，优先上海溢价扩大、溢价收窄或转为折价。历史日期仅描述当时状态，不写当前结论，不解释为可实现运输套利。 只润色已确认结论，不计算、补数据或编造因果。数字另行展示。</w:t>
       </w:r>
     </w:p>
     <w:p>
